--- a/Getaran-Mekanik/Modul-Word/Modul-8-Sistem-2-DoF-Persamaan-Gerak-dan-Matriks.docx
+++ b/Getaran-Mekanik/Modul-Word/Modul-8-Sistem-2-DoF-Persamaan-Gerak-dan-Matriks.docx
@@ -9480,9 +9480,11 @@
     <w:sectPr>
       <w:headerReference w:type="default" r:id="rId15"/>
       <w:footerReference w:type="default" r:id="rId16"/>
+      <w:footerReference w:type="first" r:id="rId29"/>
       <w:pgSz w:w="11906" w:h="16838" w:code="9"/>
       <w:pgMar w:top="1701" w:right="1418" w:bottom="1418" w:left="1701" w:header="709" w:footer="709" w:gutter="0"/>
       <w:cols w:space="708"/>
+      <w:titlePg/>
       <w:docGrid w:linePitch="360"/>
     </w:sectPr>
   </w:body>
@@ -10037,6 +10039,16 @@
         </mc:Fallback>
       </mc:AlternateContent>
     </w:r>
+  </w:p>
+</w:ftr>
+</file>
+
+<file path=word/footer2.xml><?xml version="1.0" encoding="utf-8"?>
+<w:ftr xmlns:m="http://schemas.openxmlformats.org/officeDocument/2006/math" xmlns:mc="http://schemas.openxmlformats.org/markup-compatibility/2006" xmlns:mo="http://schemas.microsoft.com/office/mac/office/2008/main" xmlns:mv="urn:schemas-microsoft-com:mac:vml" xmlns:o="urn:schemas-microsoft-com:office:office" xmlns:r="http://schemas.openxmlformats.org/officeDocument/2006/relationships" xmlns:v="urn:schemas-microsoft-com:vml" xmlns:w10="urn:schemas-microsoft-com:office:word" xmlns:w14="http://schemas.microsoft.com/office/word/2010/wordml" xmlns:w="http://schemas.openxmlformats.org/wordprocessingml/2006/main" xmlns:wne="http://schemas.microsoft.com/office/word/2006/wordml" xmlns:wp14="http://schemas.microsoft.com/office/word/2010/wordprocessingDrawing" xmlns:wp="http://schemas.openxmlformats.org/drawingml/2006/wordprocessingDrawing" xmlns:wpc="http://schemas.microsoft.com/office/word/2010/wordprocessingCanvas" xmlns:wpg="http://schemas.microsoft.com/office/word/2010/wordprocessingGroup" xmlns:wpi="http://schemas.microsoft.com/office/word/2010/wordprocessingInk" xmlns:wps="http://schemas.microsoft.com/office/word/2010/wordprocessingShape" mc:Ignorable="w14 wp14">
+  <w:p>
+    <w:pPr>
+      <w:pStyle w:val="Footer"/>
+    </w:pPr>
   </w:p>
 </w:ftr>
 </file>

--- a/Getaran-Mekanik/Modul-Word/Modul-8-Sistem-2-DoF-Persamaan-Gerak-dan-Matriks.docx
+++ b/Getaran-Mekanik/Modul-Word/Modul-8-Sistem-2-DoF-Persamaan-Gerak-dan-Matriks.docx
@@ -6272,7 +6272,7 @@
           <w:i w:val="0"/>
           <w:sz w:val="22"/>
         </w:rPr>
-        <w:t>Empat cell berikut mengimplementasikan workflow lengkap: penyusunan matriks dari sistem referensi (Cell 1), verifikasi Newton vs Lagrange secara simbolik dengan SymPy (Cell 2), solusi numerik free vibration dengan solve_ivp (Cell 3), dan respons forced vibration harmonic (Cell 4). Lingkungan: conda env getaran_mekanik dengan paket numpy, scipy, sympy, matplotlib; notebook p9_persamaan_gerak_2dof.ipynb. Gambar 8 menunjukkan cuplikan Cell 1 yang menyusun matriks [M], [K], [C] dari parameter sistem referensi.</w:t>
+        <w:t xml:space="preserve">Empat cell berikut mengimplementasikan workflow lengkap: penyusunan matriks dari sistem referensi (Cell 1), verifikasi Newton vs Lagrange secara simbolik dengan SymPy (Cell 2), solusi numerik free vibration dengan solve_ivp (Cell 3), dan respons forced vibration harmonic (Cell 4). Lingkungan: conda env getaran_mekanik dengan paket numpy, scipy, sympy, matplotlib; notebook p9_persamaan_gerak_2dof.ipynb. Gambar 8 menunjukkan potongan Cell 1 yang menyusun matriks [M], [K], [C] dari parameter sistem referensi.</w:t>
       </w:r>
     </w:p>
     <w:p>
@@ -6329,7 +6329,7 @@
           <w:color w:val="444444"/>
           <w:sz w:val="20"/>
         </w:rPr>
-        <w:t>Gambar 8. Cuplikan Cell 1: penyusunan matriks massa [M], kekakuan [K], dan redaman [C] untuk sistem referensi 2-DoF dengan NumPy.</w:t>
+        <w:t xml:space="preserve">Gambar 8. Potongan Cell 1: penyusunan matriks massa [M], kekakuan [K], dan redaman [C] untuk sistem referensi 2-DoF dengan NumPy.</w:t>
       </w:r>
     </w:p>
     <w:p>

--- a/Getaran-Mekanik/Modul-Word/Modul-8-Sistem-2-DoF-Persamaan-Gerak-dan-Matriks.docx
+++ b/Getaran-Mekanik/Modul-Word/Modul-8-Sistem-2-DoF-Persamaan-Gerak-dan-Matriks.docx
@@ -1379,7 +1379,7 @@
                                 <w:szCs w:val="20"/>
                                 <w:lang w:val="en-US"/>
                               </w:rPr>
-                              <w:t>myclass.mercubuana.ac.id</w:t>
+                              <w:t xml:space="preserve">myclass.mercubuana.ac·id</w:t>
                             </w:r>
                           </w:p>
                         </w:txbxContent>
@@ -1426,7 +1426,7 @@
                           <w:szCs w:val="20"/>
                           <w:lang w:val="en-US"/>
                         </w:rPr>
-                        <w:t>myclass.mercubuana.ac.id</w:t>
+                        <w:t xml:space="preserve">myclass.mercubuana.ac·id</w:t>
                       </w:r>
                     </w:p>
                   </w:txbxContent>
@@ -2512,7 +2512,7 @@
                                 <w:sz w:val="20"/>
                                 <w:szCs w:val="20"/>
                               </w:rPr>
-                              <w:t>www.mercubuana.ac.id</w:t>
+                              <w:t xml:space="preserve">www.mercubuana.ac·id</w:t>
                             </w:r>
                           </w:p>
                         </w:txbxContent>
@@ -2558,7 +2558,7 @@
                           <w:sz w:val="20"/>
                           <w:szCs w:val="20"/>
                         </w:rPr>
-                        <w:t>www.mercubuana.ac.id</w:t>
+                        <w:t xml:space="preserve">www.mercubuana.ac·id</w:t>
                       </w:r>
                     </w:p>
                   </w:txbxContent>
@@ -2902,6 +2902,15 @@
         </w:rPr>
         <w:t>Metode Newton menurunkan EoM dengan menuliskan Hukum Newton II (F=ma) untuk setiap massa secara terpisah menggunakan Free Body Diagram (FBD). Untuk sistem 2-DoF, hasilnya adalah dua persamaan diferensial, satu per massa. Pendekatan ini intuitif dan langsung karena bekerja dengan gaya fisik yang bisa digambarkan, tetapi menjadi kompleks untuk sistem dengan constraint atau koordinat angular.</w:t>
       </w:r>
+      <w:r>
+        <w:rPr>
+          <w:rFonts w:ascii="Arial" w:hAnsi="Arial" w:cs="Arial"/>
+          <w:b w:val="0"/>
+          <w:i w:val="0"/>
+          <w:sz w:val="22"/>
+        </w:rPr>
+        <w:t xml:space="preserve"> Hubungan ini dirangkum dalam Persamaan (1).</w:t>
+      </w:r>
     </w:p>
     <w:p>
       <w:pPr>
@@ -2917,6 +2926,16 @@
           <w:sz w:val="22"/>
         </w:rPr>
         <w:t>m·ẍ = ΣF  (jumlah semua gaya pada massa, ditulis per koordinat)</w:t>
+      </w:r>
+      <w:r>
+        <w:rPr>
+          <w:rFonts w:ascii="Arial" w:hAnsi="Arial" w:cs="Arial"/>
+          <w:b/>
+          <w:i/>
+          <w:color w:val="305496"/>
+          <w:sz w:val="22"/>
+        </w:rPr>
+        <w:t xml:space="preserve">   (1)</w:t>
       </w:r>
     </w:p>
     <w:p>
@@ -2990,6 +3009,15 @@
         </w:rPr>
         <w:t>Dari Gambar 2, gaya pada m₁ terdiri atas gaya pegas k₁ (menahan simpangan x₁ terhadap dinding kiri) dan gaya pegas k₂ (menahan simpangan relatif x₁ terhadap x₂). Gaya pada m₂ terdiri atas gaya pegas k₂ (dengan tanda berlawanan terhadap m₁, sesuai hukum aksi-reaksi) dan gaya pegas k₃ (menahan simpangan x₂ terhadap dinding kanan). Untuk penyederhanaan pada tahap derivasi ini, redaman diabaikan sementara (undamped free vibration); suku damper akan ditambahkan kembali saat bentuk matriks lengkap dibahas.</w:t>
       </w:r>
+      <w:r>
+        <w:rPr>
+          <w:rFonts w:ascii="Arial" w:hAnsi="Arial" w:cs="Arial"/>
+          <w:b w:val="0"/>
+          <w:i w:val="0"/>
+          <w:sz w:val="22"/>
+        </w:rPr>
+        <w:t xml:space="preserve"> Bentuk ringkasnya dituliskan pada Persamaan (2).</w:t>
+      </w:r>
     </w:p>
     <w:p>
       <w:pPr>
@@ -3006,6 +3034,16 @@
         </w:rPr>
         <w:t>m₁·ẍ₁ = −k₁·x₁ − k₂·(x₁−x₂)          m₂·ẍ₂ = −k₂·(x₂−x₁) − k₃·x₂</w:t>
       </w:r>
+      <w:r>
+        <w:rPr>
+          <w:rFonts w:ascii="Arial" w:hAnsi="Arial" w:cs="Arial"/>
+          <w:b/>
+          <w:i/>
+          <w:color w:val="305496"/>
+          <w:sz w:val="22"/>
+        </w:rPr>
+        <w:t xml:space="preserve">   (2)</w:t>
+      </w:r>
     </w:p>
     <w:p>
       <w:pPr>
@@ -3021,6 +3059,15 @@
         </w:rPr>
         <w:t>Kedua persamaan tersebut diekspansi lalu disusun ulang ke bentuk matriks standar. Untuk m₁: m₁·ẍ₁ + (k₁+k₂)·x₁ − k₂·x₂ = 0. Untuk m₂: m₂·ẍ₂ − k₂·x₁ + (k₂+k₃)·x₂ = 0. Kedua persamaan simultan ini disusun sebagai satu persamaan matriks [M]{ẍ}+[K]{x}=0 dengan [M] diagonal (massa per DoF) dan [K] simetris (kekakuan antar-DoF), bentuk yang jauh lebih ringkas untuk sistem dengan banyak DoF.</w:t>
       </w:r>
+      <w:r>
+        <w:rPr>
+          <w:rFonts w:ascii="Arial" w:hAnsi="Arial" w:cs="Arial"/>
+          <w:b w:val="0"/>
+          <w:i w:val="0"/>
+          <w:sz w:val="22"/>
+        </w:rPr>
+        <w:t xml:space="preserve"> Persamaan (3) memadatkan aturan tersebut.</w:t>
+      </w:r>
     </w:p>
     <w:p>
       <w:pPr>
@@ -3036,6 +3083,16 @@
           <w:sz w:val="22"/>
         </w:rPr>
         <w:t>[M]{ẍ} + [K]{x} = 0   (matrix EoM, free vibration undamped)</w:t>
+      </w:r>
+      <w:r>
+        <w:rPr>
+          <w:rFonts w:ascii="Arial" w:hAnsi="Arial" w:cs="Arial"/>
+          <w:b/>
+          <w:i/>
+          <w:color w:val="305496"/>
+          <w:sz w:val="22"/>
+        </w:rPr>
+        <w:t xml:space="preserve">   (3)</w:t>
       </w:r>
     </w:p>
     <w:p>
@@ -3301,7 +3358,35 @@
                 <w:i w:val="0"/>
                 <w:sz w:val="19"/>
               </w:rPr>
-              <w:t>−k_ij, pegas yang menghubungkan DoF i dan j</w:t>
+              <w:t xml:space="preserve">−</w:t>
+            </w:r>
+            <w:r>
+              <w:rPr>
+                <w:rFonts w:ascii="Arial" w:hAnsi="Arial" w:cs="Arial"/>
+                <w:b w:val="0"/>
+                <w:i w:val="0"/>
+                <w:sz w:val="19"/>
+              </w:rPr>
+              <w:t xml:space="preserve">k</w:t>
+            </w:r>
+            <w:r>
+              <w:rPr>
+                <w:rFonts w:ascii="Arial" w:hAnsi="Arial" w:cs="Arial"/>
+                <w:b w:val="0"/>
+                <w:i w:val="0"/>
+                <w:sz w:val="19"/>
+                <w:vertAlign w:val="subscript"/>
+              </w:rPr>
+              <w:t xml:space="preserve">ij</w:t>
+            </w:r>
+            <w:r>
+              <w:rPr>
+                <w:rFonts w:ascii="Arial" w:hAnsi="Arial" w:cs="Arial"/>
+                <w:b w:val="0"/>
+                <w:i w:val="0"/>
+                <w:sz w:val="19"/>
+              </w:rPr>
+              <w:t xml:space="preserve">, pegas yang menghubungkan DoF i dan j</w:t>
             </w:r>
           </w:p>
         </w:tc>
@@ -3633,6 +3718,15 @@
         </w:rPr>
         <w:t>Energi kinetik total sistem adalah jumlah energi kinetik tiap massa: T=½m₁ẋ₁²+½m₂ẋ₂² untuk sistem referensi (atau T=½Iθ̇² untuk koordinat angular). Energi potensial adalah jumlah energi yang tersimpan pada tiap pegas: V=½k₁x₁²+½k₂(x₁−x₂)²+½k₃x₂². Dalam notasi matriks, kedua besaran ini ditulis ringkas sebagai T=½{q̇}ᵀ[M]{q̇} dan V=½{q}ᵀ[K]{q}, bentuk kuadratik yang langsung menghubungkan energi dengan matriks massa dan kekakuan yang sama seperti pada metode Newton.</w:t>
       </w:r>
+      <w:r>
+        <w:rPr>
+          <w:rFonts w:ascii="Arial" w:hAnsi="Arial" w:cs="Arial"/>
+          <w:b w:val="0"/>
+          <w:i w:val="0"/>
+          <w:sz w:val="22"/>
+        </w:rPr>
+        <w:t xml:space="preserve"> Rangkuman kuantitatifnya tertulis pada Persamaan (4).</w:t>
+      </w:r>
     </w:p>
     <w:p>
       <w:pPr>
@@ -3648,6 +3742,16 @@
           <w:sz w:val="22"/>
         </w:rPr>
         <w:t>T = ½Σmᵢq̇ᵢ² = ½{q̇}ᵀ[M]{q̇}          V = ½Σkⱼ(Δxⱼ)² = ½{q}ᵀ[K]{q}</w:t>
+      </w:r>
+      <w:r>
+        <w:rPr>
+          <w:rFonts w:ascii="Arial" w:hAnsi="Arial" w:cs="Arial"/>
+          <w:b/>
+          <w:i/>
+          <w:color w:val="305496"/>
+          <w:sz w:val="22"/>
+        </w:rPr>
+        <w:t xml:space="preserve">   (4)</w:t>
       </w:r>
     </w:p>
     <w:p>
@@ -4427,6 +4531,15 @@
         </w:rPr>
         <w:t>Baik metode Newton maupun Lagrange menghasilkan EoM yang dapat ditulis dalam bentuk matriks standar. Inilah representasi paling powerful untuk sistem MDoF: [M]{ẍ}+[C]{ẋ}+[K]{x}={F(t)}, dengan [M] matriks massa, [C] matriks redaman, [K] matriks kekakuan (semuanya N×N untuk sistem N-DoF), dan {F(t)} vektor gaya eksternal per DoF. Bentuk ini langsung dapat di-feed ke numerical solver tanpa manipulasi lebih lanjut.</w:t>
       </w:r>
+      <w:r>
+        <w:rPr>
+          <w:rFonts w:ascii="Arial" w:hAnsi="Arial" w:cs="Arial"/>
+          <w:b w:val="0"/>
+          <w:i w:val="0"/>
+          <w:sz w:val="22"/>
+        </w:rPr>
+        <w:t xml:space="preserve"> Hubungan ini dirangkum dalam Persamaan (5).</w:t>
+      </w:r>
     </w:p>
     <w:p>
       <w:pPr>
@@ -4442,6 +4555,16 @@
           <w:sz w:val="22"/>
         </w:rPr>
         <w:t>[M]{ẍ} + [C]{ẋ} + [K]{x} = {F(t)}   (semua matriks N×N untuk sistem N-DoF)</w:t>
+      </w:r>
+      <w:r>
+        <w:rPr>
+          <w:rFonts w:ascii="Arial" w:hAnsi="Arial" w:cs="Arial"/>
+          <w:b/>
+          <w:i/>
+          <w:color w:val="305496"/>
+          <w:sz w:val="22"/>
+        </w:rPr>
+        <w:t xml:space="preserve">   (5)</w:t>
       </w:r>
     </w:p>
     <w:p>
@@ -4562,7 +4685,35 @@
           <w:i w:val="0"/>
           <w:sz w:val="22"/>
         </w:rPr>
-        <w:t>untuk sistem lumped-mass (paling umum), [M]=diag(m₁,m₂,...,m_N), yaitu diagonal dengan massa per DoF, selalu positive-definite. Untuk sistem kontinu (FEM), [M] bisa non-diagonal (consistent mass matrix).</w:t>
+        <w:t xml:space="preserve">untuk sistem lumped-mass (paling umum), [M]=diag(m₁,m₂,...,</w:t>
+      </w:r>
+      <w:r>
+        <w:rPr>
+          <w:rFonts w:ascii="Arial" w:hAnsi="Arial" w:cs="Arial"/>
+          <w:b w:val="0"/>
+          <w:i w:val="0"/>
+          <w:sz w:val="22"/>
+        </w:rPr>
+        <w:t xml:space="preserve">m</w:t>
+      </w:r>
+      <w:r>
+        <w:rPr>
+          <w:rFonts w:ascii="Arial" w:hAnsi="Arial" w:cs="Arial"/>
+          <w:b w:val="0"/>
+          <w:i w:val="0"/>
+          <w:sz w:val="22"/>
+          <w:vertAlign w:val="subscript"/>
+        </w:rPr>
+        <w:t xml:space="preserve">N</w:t>
+      </w:r>
+      <w:r>
+        <w:rPr>
+          <w:rFonts w:ascii="Arial" w:hAnsi="Arial" w:cs="Arial"/>
+          <w:b w:val="0"/>
+          <w:i w:val="0"/>
+          <w:sz w:val="22"/>
+        </w:rPr>
+        <w:t xml:space="preserve">), yaitu diagonal dengan massa per DoF, selalu positive-definite. Untuk sistem kontinu (FEM), [M] bisa non-diagonal (consistent mass matrix).</w:t>
       </w:r>
     </w:p>
     <w:p>
@@ -4630,6 +4781,15 @@
         </w:rPr>
         <w:t>untuk sistem undamped, [C]=0. Untuk Rayleigh damping (proportional damping), [C]=α[M]+β[K], asumsi umum karena memungkinkan modal decoupling penuh (dibahas di Pertemuan 10).</w:t>
       </w:r>
+      <w:r>
+        <w:rPr>
+          <w:rFonts w:ascii="Arial" w:hAnsi="Arial" w:cs="Arial"/>
+          <w:b w:val="0"/>
+          <w:i w:val="0"/>
+          <w:sz w:val="22"/>
+        </w:rPr>
+        <w:t xml:space="preserve"> Bentuk ringkasnya dituliskan pada Persamaan (6).</w:t>
+      </w:r>
     </w:p>
     <w:p>
       <w:pPr>
@@ -4645,6 +4805,16 @@
           <w:sz w:val="22"/>
         </w:rPr>
         <w:t>[C] = α[M] + β[K]   (Rayleigh / proportional damping)</w:t>
+      </w:r>
+      <w:r>
+        <w:rPr>
+          <w:rFonts w:ascii="Arial" w:hAnsi="Arial" w:cs="Arial"/>
+          <w:b/>
+          <w:i/>
+          <w:color w:val="305496"/>
+          <w:sz w:val="22"/>
+        </w:rPr>
+        <w:t xml:space="preserve">   (6)</w:t>
       </w:r>
     </w:p>
     <w:p>
@@ -5103,6 +5273,15 @@
         </w:rPr>
         <w:t>Sistem MDoF sulit diselesaikan langsung secara analitik karena persamaannya coupled, yaitu ẍ₁ bergantung pada x₂ dan ẍ₂ bergantung pada x₁, sehingga kedua persamaan tidak dapat diselesaikan satu per satu secara independen. Kriteria coupling terlihat langsung dari matriks [K]: bila ada elemen off-diagonal K[i,j]≠0, koordinat i dan j saling terkopel.</w:t>
       </w:r>
+      <w:r>
+        <w:rPr>
+          <w:rFonts w:ascii="Arial" w:hAnsi="Arial" w:cs="Arial"/>
+          <w:b w:val="0"/>
+          <w:i w:val="0"/>
+          <w:sz w:val="22"/>
+        </w:rPr>
+        <w:t xml:space="preserve"> Persamaan (7) memadatkan aturan tersebut.</w:t>
+      </w:r>
     </w:p>
     <w:p>
       <w:pPr>
@@ -5118,6 +5297,16 @@
           <w:sz w:val="22"/>
         </w:rPr>
         <w:t>Off-diagonal K[i,j] ≠ 0  ⇒  koordinat i terkopel dengan j  ⇒  tidak bisa solve independen</w:t>
+      </w:r>
+      <w:r>
+        <w:rPr>
+          <w:rFonts w:ascii="Arial" w:hAnsi="Arial" w:cs="Arial"/>
+          <w:b/>
+          <w:i/>
+          <w:color w:val="305496"/>
+          <w:sz w:val="22"/>
+        </w:rPr>
+        <w:t xml:space="preserve">   (7)</w:t>
       </w:r>
     </w:p>
     <w:p>
@@ -5222,6 +5411,15 @@
         </w:rPr>
         <w:t>Untuk mendapatkan respons time-history x(t) tanpa menunggu transformasi modal, EoM matriks dikonversi menjadi sistem ODE orde-1 lalu diselesaikan dengan scipy.integrate.solve_ivp, yang menerapkan algoritma adaptive Runge-Kutta (default RK45) dan bekerja baik untuk sistem linear maupun non-linear. State vector y menggabungkan posisi dan kecepatan, y=[x₁,x₂,ẋ₁,ẋ₂], berukuran 2N untuk sistem N-DoF; fungsi turunan f(t,y) mengembalikan [v; M⁻¹(F−Cv−Kx)], yaitu paruh atas berupa kecepatan dan paruh bawah berupa percepatan hasil substitusi EoM.</w:t>
       </w:r>
+      <w:r>
+        <w:rPr>
+          <w:rFonts w:ascii="Arial" w:hAnsi="Arial" w:cs="Arial"/>
+          <w:b w:val="0"/>
+          <w:i w:val="0"/>
+          <w:sz w:val="22"/>
+        </w:rPr>
+        <w:t xml:space="preserve"> Rangkuman kuantitatifnya tertulis pada Persamaan (8).</w:t>
+      </w:r>
     </w:p>
     <w:p>
       <w:pPr>
@@ -5237,6 +5435,16 @@
           <w:sz w:val="22"/>
         </w:rPr>
         <w:t>y = [x, ẋ] ∈ ℝ²ᴺ ,   f(t,y) = [v ;  M⁻¹·(F − Cv − Kx)]</w:t>
+      </w:r>
+      <w:r>
+        <w:rPr>
+          <w:rFonts w:ascii="Arial" w:hAnsi="Arial" w:cs="Arial"/>
+          <w:b/>
+          <w:i/>
+          <w:color w:val="305496"/>
+          <w:sz w:val="22"/>
+        </w:rPr>
+        <w:t xml:space="preserve">   (8)</w:t>
       </w:r>
     </w:p>
     <w:p>
@@ -6428,7 +6636,35 @@
           <w:i w:val="0"/>
           <w:sz w:val="22"/>
         </w:rPr>
-        <w:t>menyelesaikan free vibration dengan scipy.integrate.solve_ivp: mendefinisikan f_free(t,y) yang mengembalikan [v; M⁻¹(−Kx−Cv)], memanggil solve_ivp dengan initial condition x₁(0)=1, x₂(0)=0, method='RK45', lalu memplot x₁(t) dan x₂(t) untuk mengamati pola beating (menghasilkan Gambar 6).</w:t>
+        <w:t xml:space="preserve">menyelesaikan free vibration dengan scipy.integrate.solve_ivp: mendefinisikan </w:t>
+      </w:r>
+      <w:r>
+        <w:rPr>
+          <w:rFonts w:ascii="Arial" w:hAnsi="Arial" w:cs="Arial"/>
+          <w:b w:val="0"/>
+          <w:i w:val="0"/>
+          <w:sz w:val="22"/>
+        </w:rPr>
+        <w:t xml:space="preserve">f</w:t>
+      </w:r>
+      <w:r>
+        <w:rPr>
+          <w:rFonts w:ascii="Arial" w:hAnsi="Arial" w:cs="Arial"/>
+          <w:b w:val="0"/>
+          <w:i w:val="0"/>
+          <w:sz w:val="22"/>
+          <w:vertAlign w:val="subscript"/>
+        </w:rPr>
+        <w:t xml:space="preserve">free</w:t>
+      </w:r>
+      <w:r>
+        <w:rPr>
+          <w:rFonts w:ascii="Arial" w:hAnsi="Arial" w:cs="Arial"/>
+          <w:b w:val="0"/>
+          <w:i w:val="0"/>
+          <w:sz w:val="22"/>
+        </w:rPr>
+        <w:t xml:space="preserve">(t,y) yang mengembalikan [v; M⁻¹(−Kx−Cv)], memanggil solve_ivp dengan initial condition x₁(0)=1, x₂(0)=0, method='RK45', lalu memplot x₁(t) dan x₂(t) untuk mengamati pola beating (menghasilkan Gambar 6).</w:t>
       </w:r>
     </w:p>
     <w:p>
@@ -6461,7 +6697,63 @@
           <w:i w:val="0"/>
           <w:sz w:val="22"/>
         </w:rPr>
-        <w:t>menyelesaikan forced vibration dengan gaya harmonic F₁(t)=F₀·sin(Ωt) pada m₁ (F₀=10, Ω=8 rad/s): mendefinisikan f_forced(t,y,F0,Omega) yang menambahkan vektor gaya ke dalam f(t,y), memanggil solve_ivp dengan args, lalu mengekstrak amplitudo steady-state dari 2 detik terakhir simulasi (menghasilkan Gambar 7).</w:t>
+        <w:t xml:space="preserve">menyelesaikan forced vibration dengan gaya harmonic F₁(t)=F₀·sin(Ωt) pada m₁ (F₀=10, Ω=8 rad/s): mendefinisikan </w:t>
+      </w:r>
+      <w:r>
+        <w:rPr>
+          <w:rFonts w:ascii="Arial" w:hAnsi="Arial" w:cs="Arial"/>
+          <w:b w:val="0"/>
+          <w:i w:val="0"/>
+          <w:sz w:val="22"/>
+        </w:rPr>
+        <w:t xml:space="preserve">f</w:t>
+      </w:r>
+      <w:r>
+        <w:rPr>
+          <w:rFonts w:ascii="Arial" w:hAnsi="Arial" w:cs="Arial"/>
+          <w:b w:val="0"/>
+          <w:i w:val="0"/>
+          <w:sz w:val="22"/>
+          <w:vertAlign w:val="subscript"/>
+        </w:rPr>
+        <w:t xml:space="preserve">forced</w:t>
+      </w:r>
+      <w:r>
+        <w:rPr>
+          <w:rFonts w:ascii="Arial" w:hAnsi="Arial" w:cs="Arial"/>
+          <w:b w:val="0"/>
+          <w:i w:val="0"/>
+          <w:sz w:val="22"/>
+        </w:rPr>
+        <w:t xml:space="preserve">(t,y,</w:t>
+      </w:r>
+      <w:r>
+        <w:rPr>
+          <w:rFonts w:ascii="Arial" w:hAnsi="Arial" w:cs="Arial"/>
+          <w:b w:val="0"/>
+          <w:i w:val="0"/>
+          <w:sz w:val="22"/>
+        </w:rPr>
+        <w:t xml:space="preserve">F</w:t>
+      </w:r>
+      <w:r>
+        <w:rPr>
+          <w:rFonts w:ascii="Arial" w:hAnsi="Arial" w:cs="Arial"/>
+          <w:b w:val="0"/>
+          <w:i w:val="0"/>
+          <w:sz w:val="22"/>
+          <w:vertAlign w:val="subscript"/>
+        </w:rPr>
+        <w:t xml:space="preserve">0</w:t>
+      </w:r>
+      <w:r>
+        <w:rPr>
+          <w:rFonts w:ascii="Arial" w:hAnsi="Arial" w:cs="Arial"/>
+          <w:b w:val="0"/>
+          <w:i w:val="0"/>
+          <w:sz w:val="22"/>
+        </w:rPr>
+        <w:t xml:space="preserve">,Ω) yang menambahkan vektor gaya ke dalam f(t,y), memanggil solve_ivp dengan args, lalu mengekstrak amplitudo steady-state dari 2 detik terakhir simulasi (menghasilkan Gambar 7).</w:t>
       </w:r>
     </w:p>
     <w:p>
@@ -6764,7 +7056,119 @@
           <w:i w:val="0"/>
           <w:sz w:val="22"/>
         </w:rPr>
-        <w:t>Double pendulum secara Cartesian memiliki 4 koordinat (x1,y1,x2,y2), namun DoF efektifnya hanya 2 karena...</w:t>
+        <w:t xml:space="preserve">Double pendulum secara Cartesian memiliki 4 koordinat (</w:t>
+      </w:r>
+      <w:r>
+        <w:rPr>
+          <w:rFonts w:ascii="Arial" w:hAnsi="Arial" w:cs="Arial"/>
+          <w:b w:val="0"/>
+          <w:i w:val="0"/>
+          <w:sz w:val="22"/>
+        </w:rPr>
+        <w:t xml:space="preserve">x</w:t>
+      </w:r>
+      <w:r>
+        <w:rPr>
+          <w:rFonts w:ascii="Arial" w:hAnsi="Arial" w:cs="Arial"/>
+          <w:b w:val="0"/>
+          <w:i w:val="0"/>
+          <w:sz w:val="22"/>
+          <w:vertAlign w:val="subscript"/>
+        </w:rPr>
+        <w:t xml:space="preserve">1</w:t>
+      </w:r>
+      <w:r>
+        <w:rPr>
+          <w:rFonts w:ascii="Arial" w:hAnsi="Arial" w:cs="Arial"/>
+          <w:b w:val="0"/>
+          <w:i w:val="0"/>
+          <w:sz w:val="22"/>
+        </w:rPr>
+        <w:t xml:space="preserve">,</w:t>
+      </w:r>
+      <w:r>
+        <w:rPr>
+          <w:rFonts w:ascii="Arial" w:hAnsi="Arial" w:cs="Arial"/>
+          <w:b w:val="0"/>
+          <w:i w:val="0"/>
+          <w:sz w:val="22"/>
+        </w:rPr>
+        <w:t xml:space="preserve">y</w:t>
+      </w:r>
+      <w:r>
+        <w:rPr>
+          <w:rFonts w:ascii="Arial" w:hAnsi="Arial" w:cs="Arial"/>
+          <w:b w:val="0"/>
+          <w:i w:val="0"/>
+          <w:sz w:val="22"/>
+          <w:vertAlign w:val="subscript"/>
+        </w:rPr>
+        <w:t xml:space="preserve">1</w:t>
+      </w:r>
+      <w:r>
+        <w:rPr>
+          <w:rFonts w:ascii="Arial" w:hAnsi="Arial" w:cs="Arial"/>
+          <w:b w:val="0"/>
+          <w:i w:val="0"/>
+          <w:sz w:val="22"/>
+        </w:rPr>
+        <w:t xml:space="preserve">,</w:t>
+      </w:r>
+      <w:r>
+        <w:rPr>
+          <w:rFonts w:ascii="Arial" w:hAnsi="Arial" w:cs="Arial"/>
+          <w:b w:val="0"/>
+          <w:i w:val="0"/>
+          <w:sz w:val="22"/>
+        </w:rPr>
+        <w:t xml:space="preserve">x</w:t>
+      </w:r>
+      <w:r>
+        <w:rPr>
+          <w:rFonts w:ascii="Arial" w:hAnsi="Arial" w:cs="Arial"/>
+          <w:b w:val="0"/>
+          <w:i w:val="0"/>
+          <w:sz w:val="22"/>
+          <w:vertAlign w:val="subscript"/>
+        </w:rPr>
+        <w:t xml:space="preserve">2</w:t>
+      </w:r>
+      <w:r>
+        <w:rPr>
+          <w:rFonts w:ascii="Arial" w:hAnsi="Arial" w:cs="Arial"/>
+          <w:b w:val="0"/>
+          <w:i w:val="0"/>
+          <w:sz w:val="22"/>
+        </w:rPr>
+        <w:t xml:space="preserve">,</w:t>
+      </w:r>
+      <w:r>
+        <w:rPr>
+          <w:rFonts w:ascii="Arial" w:hAnsi="Arial" w:cs="Arial"/>
+          <w:b w:val="0"/>
+          <w:i w:val="0"/>
+          <w:sz w:val="22"/>
+        </w:rPr>
+        <w:t xml:space="preserve">y</w:t>
+      </w:r>
+      <w:r>
+        <w:rPr>
+          <w:rFonts w:ascii="Arial" w:hAnsi="Arial" w:cs="Arial"/>
+          <w:b w:val="0"/>
+          <w:i w:val="0"/>
+          <w:sz w:val="22"/>
+          <w:vertAlign w:val="subscript"/>
+        </w:rPr>
+        <w:t xml:space="preserve">2</w:t>
+      </w:r>
+      <w:r>
+        <w:rPr>
+          <w:rFonts w:ascii="Arial" w:hAnsi="Arial" w:cs="Arial"/>
+          <w:b w:val="0"/>
+          <w:i w:val="0"/>
+          <w:sz w:val="22"/>
+        </w:rPr>
+        <w:t xml:space="preserve">), namun DoF efektifnya hanya 2 karena...</w:t>
       </w:r>
     </w:p>
     <w:p>
@@ -7100,7 +7504,147 @@
           <w:i w:val="0"/>
           <w:sz w:val="22"/>
         </w:rPr>
-        <w:t>Untuk sistem referensi (m1=m2=1 kg, k1=k2=k3=100 N/m), EoM Newton untuk massa m1 yang benar adalah...</w:t>
+        <w:t xml:space="preserve">Untuk sistem referensi (</w:t>
+      </w:r>
+      <w:r>
+        <w:rPr>
+          <w:rFonts w:ascii="Arial" w:hAnsi="Arial" w:cs="Arial"/>
+          <w:b w:val="0"/>
+          <w:i w:val="0"/>
+          <w:sz w:val="22"/>
+        </w:rPr>
+        <w:t xml:space="preserve">m</w:t>
+      </w:r>
+      <w:r>
+        <w:rPr>
+          <w:rFonts w:ascii="Arial" w:hAnsi="Arial" w:cs="Arial"/>
+          <w:b w:val="0"/>
+          <w:i w:val="0"/>
+          <w:sz w:val="22"/>
+          <w:vertAlign w:val="subscript"/>
+        </w:rPr>
+        <w:t xml:space="preserve">1</w:t>
+      </w:r>
+      <w:r>
+        <w:rPr>
+          <w:rFonts w:ascii="Arial" w:hAnsi="Arial" w:cs="Arial"/>
+          <w:b w:val="0"/>
+          <w:i w:val="0"/>
+          <w:sz w:val="22"/>
+        </w:rPr>
+        <w:t xml:space="preserve">=</w:t>
+      </w:r>
+      <w:r>
+        <w:rPr>
+          <w:rFonts w:ascii="Arial" w:hAnsi="Arial" w:cs="Arial"/>
+          <w:b w:val="0"/>
+          <w:i w:val="0"/>
+          <w:sz w:val="22"/>
+        </w:rPr>
+        <w:t xml:space="preserve">m</w:t>
+      </w:r>
+      <w:r>
+        <w:rPr>
+          <w:rFonts w:ascii="Arial" w:hAnsi="Arial" w:cs="Arial"/>
+          <w:b w:val="0"/>
+          <w:i w:val="0"/>
+          <w:sz w:val="22"/>
+          <w:vertAlign w:val="subscript"/>
+        </w:rPr>
+        <w:t xml:space="preserve">2</w:t>
+      </w:r>
+      <w:r>
+        <w:rPr>
+          <w:rFonts w:ascii="Arial" w:hAnsi="Arial" w:cs="Arial"/>
+          <w:b w:val="0"/>
+          <w:i w:val="0"/>
+          <w:sz w:val="22"/>
+        </w:rPr>
+        <w:t xml:space="preserve">=1 kg, </w:t>
+      </w:r>
+      <w:r>
+        <w:rPr>
+          <w:rFonts w:ascii="Arial" w:hAnsi="Arial" w:cs="Arial"/>
+          <w:b w:val="0"/>
+          <w:i w:val="0"/>
+          <w:sz w:val="22"/>
+        </w:rPr>
+        <w:t xml:space="preserve">k</w:t>
+      </w:r>
+      <w:r>
+        <w:rPr>
+          <w:rFonts w:ascii="Arial" w:hAnsi="Arial" w:cs="Arial"/>
+          <w:b w:val="0"/>
+          <w:i w:val="0"/>
+          <w:sz w:val="22"/>
+          <w:vertAlign w:val="subscript"/>
+        </w:rPr>
+        <w:t xml:space="preserve">1</w:t>
+      </w:r>
+      <w:r>
+        <w:rPr>
+          <w:rFonts w:ascii="Arial" w:hAnsi="Arial" w:cs="Arial"/>
+          <w:b w:val="0"/>
+          <w:i w:val="0"/>
+          <w:sz w:val="22"/>
+        </w:rPr>
+        <w:t xml:space="preserve">=</w:t>
+      </w:r>
+      <w:r>
+        <w:rPr>
+          <w:rFonts w:ascii="Arial" w:hAnsi="Arial" w:cs="Arial"/>
+          <w:b w:val="0"/>
+          <w:i w:val="0"/>
+          <w:sz w:val="22"/>
+        </w:rPr>
+        <w:t xml:space="preserve">k</w:t>
+      </w:r>
+      <w:r>
+        <w:rPr>
+          <w:rFonts w:ascii="Arial" w:hAnsi="Arial" w:cs="Arial"/>
+          <w:b w:val="0"/>
+          <w:i w:val="0"/>
+          <w:sz w:val="22"/>
+          <w:vertAlign w:val="subscript"/>
+        </w:rPr>
+        <w:t xml:space="preserve">2</w:t>
+      </w:r>
+      <w:r>
+        <w:rPr>
+          <w:rFonts w:ascii="Arial" w:hAnsi="Arial" w:cs="Arial"/>
+          <w:b w:val="0"/>
+          <w:i w:val="0"/>
+          <w:sz w:val="22"/>
+        </w:rPr>
+        <w:t xml:space="preserve">=</w:t>
+      </w:r>
+      <w:r>
+        <w:rPr>
+          <w:rFonts w:ascii="Arial" w:hAnsi="Arial" w:cs="Arial"/>
+          <w:b w:val="0"/>
+          <w:i w:val="0"/>
+          <w:sz w:val="22"/>
+        </w:rPr>
+        <w:t xml:space="preserve">k</w:t>
+      </w:r>
+      <w:r>
+        <w:rPr>
+          <w:rFonts w:ascii="Arial" w:hAnsi="Arial" w:cs="Arial"/>
+          <w:b w:val="0"/>
+          <w:i w:val="0"/>
+          <w:sz w:val="22"/>
+          <w:vertAlign w:val="subscript"/>
+        </w:rPr>
+        <w:t xml:space="preserve">3</w:t>
+      </w:r>
+      <w:r>
+        <w:rPr>
+          <w:rFonts w:ascii="Arial" w:hAnsi="Arial" w:cs="Arial"/>
+          <w:b w:val="0"/>
+          <w:i w:val="0"/>
+          <w:sz w:val="22"/>
+        </w:rPr>
+        <w:t xml:space="preserve">=100 N/m), EoM Newton untuk massa m1 yang benar adalah...</w:t>
       </w:r>
     </w:p>
     <w:p>
@@ -7136,7 +7680,193 @@
           <w:color w:val="333333"/>
           <w:sz w:val="21"/>
         </w:rPr>
-        <w:t>m1·ẍ1 = k1·x1 + k2·(x1−x2)</w:t>
+        <w:t xml:space="preserve"/>
+      </w:r>
+      <w:r>
+        <w:rPr>
+          <w:rFonts w:ascii="Arial" w:hAnsi="Arial" w:cs="Arial"/>
+          <w:b w:val="0"/>
+          <w:i w:val="0"/>
+          <w:color w:val="333333"/>
+          <w:sz w:val="21"/>
+        </w:rPr>
+        <w:t xml:space="preserve">m</w:t>
+      </w:r>
+      <w:r>
+        <w:rPr>
+          <w:rFonts w:ascii="Arial" w:hAnsi="Arial" w:cs="Arial"/>
+          <w:b w:val="0"/>
+          <w:i w:val="0"/>
+          <w:color w:val="333333"/>
+          <w:sz w:val="21"/>
+          <w:vertAlign w:val="subscript"/>
+        </w:rPr>
+        <w:t xml:space="preserve">1</w:t>
+      </w:r>
+      <w:r>
+        <w:rPr>
+          <w:rFonts w:ascii="Arial" w:hAnsi="Arial" w:cs="Arial"/>
+          <w:b w:val="0"/>
+          <w:i w:val="0"/>
+          <w:color w:val="333333"/>
+          <w:sz w:val="21"/>
+        </w:rPr>
+        <w:t xml:space="preserve">·ẍ1 = </w:t>
+      </w:r>
+      <w:r>
+        <w:rPr>
+          <w:rFonts w:ascii="Arial" w:hAnsi="Arial" w:cs="Arial"/>
+          <w:b w:val="0"/>
+          <w:i w:val="0"/>
+          <w:color w:val="333333"/>
+          <w:sz w:val="21"/>
+        </w:rPr>
+        <w:t xml:space="preserve">k</w:t>
+      </w:r>
+      <w:r>
+        <w:rPr>
+          <w:rFonts w:ascii="Arial" w:hAnsi="Arial" w:cs="Arial"/>
+          <w:b w:val="0"/>
+          <w:i w:val="0"/>
+          <w:color w:val="333333"/>
+          <w:sz w:val="21"/>
+          <w:vertAlign w:val="subscript"/>
+        </w:rPr>
+        <w:t xml:space="preserve">1</w:t>
+      </w:r>
+      <w:r>
+        <w:rPr>
+          <w:rFonts w:ascii="Arial" w:hAnsi="Arial" w:cs="Arial"/>
+          <w:b w:val="0"/>
+          <w:i w:val="0"/>
+          <w:color w:val="333333"/>
+          <w:sz w:val="21"/>
+        </w:rPr>
+        <w:t xml:space="preserve">·</w:t>
+      </w:r>
+      <w:r>
+        <w:rPr>
+          <w:rFonts w:ascii="Arial" w:hAnsi="Arial" w:cs="Arial"/>
+          <w:b w:val="0"/>
+          <w:i w:val="0"/>
+          <w:color w:val="333333"/>
+          <w:sz w:val="21"/>
+        </w:rPr>
+        <w:t xml:space="preserve">x</w:t>
+      </w:r>
+      <w:r>
+        <w:rPr>
+          <w:rFonts w:ascii="Arial" w:hAnsi="Arial" w:cs="Arial"/>
+          <w:b w:val="0"/>
+          <w:i w:val="0"/>
+          <w:color w:val="333333"/>
+          <w:sz w:val="21"/>
+          <w:vertAlign w:val="subscript"/>
+        </w:rPr>
+        <w:t xml:space="preserve">1</w:t>
+      </w:r>
+      <w:r>
+        <w:rPr>
+          <w:rFonts w:ascii="Arial" w:hAnsi="Arial" w:cs="Arial"/>
+          <w:b w:val="0"/>
+          <w:i w:val="0"/>
+          <w:color w:val="333333"/>
+          <w:sz w:val="21"/>
+        </w:rPr>
+        <w:t xml:space="preserve"> + </w:t>
+      </w:r>
+      <w:r>
+        <w:rPr>
+          <w:rFonts w:ascii="Arial" w:hAnsi="Arial" w:cs="Arial"/>
+          <w:b w:val="0"/>
+          <w:i w:val="0"/>
+          <w:color w:val="333333"/>
+          <w:sz w:val="21"/>
+        </w:rPr>
+        <w:t xml:space="preserve">k</w:t>
+      </w:r>
+      <w:r>
+        <w:rPr>
+          <w:rFonts w:ascii="Arial" w:hAnsi="Arial" w:cs="Arial"/>
+          <w:b w:val="0"/>
+          <w:i w:val="0"/>
+          <w:color w:val="333333"/>
+          <w:sz w:val="21"/>
+          <w:vertAlign w:val="subscript"/>
+        </w:rPr>
+        <w:t xml:space="preserve">2</w:t>
+      </w:r>
+      <w:r>
+        <w:rPr>
+          <w:rFonts w:ascii="Arial" w:hAnsi="Arial" w:cs="Arial"/>
+          <w:b w:val="0"/>
+          <w:i w:val="0"/>
+          <w:color w:val="333333"/>
+          <w:sz w:val="21"/>
+        </w:rPr>
+        <w:t xml:space="preserve">·(</w:t>
+      </w:r>
+      <w:r>
+        <w:rPr>
+          <w:rFonts w:ascii="Arial" w:hAnsi="Arial" w:cs="Arial"/>
+          <w:b w:val="0"/>
+          <w:i w:val="0"/>
+          <w:color w:val="333333"/>
+          <w:sz w:val="21"/>
+        </w:rPr>
+        <w:t xml:space="preserve">x</w:t>
+      </w:r>
+      <w:r>
+        <w:rPr>
+          <w:rFonts w:ascii="Arial" w:hAnsi="Arial" w:cs="Arial"/>
+          <w:b w:val="0"/>
+          <w:i w:val="0"/>
+          <w:color w:val="333333"/>
+          <w:sz w:val="21"/>
+          <w:vertAlign w:val="subscript"/>
+        </w:rPr>
+        <w:t xml:space="preserve">1</w:t>
+      </w:r>
+      <w:r>
+        <w:rPr>
+          <w:rFonts w:ascii="Arial" w:hAnsi="Arial" w:cs="Arial"/>
+          <w:b w:val="0"/>
+          <w:i w:val="0"/>
+          <w:color w:val="333333"/>
+          <w:sz w:val="21"/>
+        </w:rPr>
+        <w:t xml:space="preserve">−</w:t>
+      </w:r>
+      <w:r>
+        <w:rPr>
+          <w:rFonts w:ascii="Arial" w:hAnsi="Arial" w:cs="Arial"/>
+          <w:b w:val="0"/>
+          <w:i w:val="0"/>
+          <w:color w:val="333333"/>
+          <w:sz w:val="21"/>
+        </w:rPr>
+        <w:t xml:space="preserve">x</w:t>
+      </w:r>
+      <w:r>
+        <w:rPr>
+          <w:rFonts w:ascii="Arial" w:hAnsi="Arial" w:cs="Arial"/>
+          <w:b w:val="0"/>
+          <w:i w:val="0"/>
+          <w:color w:val="333333"/>
+          <w:sz w:val="21"/>
+          <w:vertAlign w:val="subscript"/>
+        </w:rPr>
+        <w:t xml:space="preserve">2</w:t>
+      </w:r>
+      <w:r>
+        <w:rPr>
+          <w:rFonts w:ascii="Arial" w:hAnsi="Arial" w:cs="Arial"/>
+          <w:b w:val="0"/>
+          <w:i w:val="0"/>
+          <w:color w:val="333333"/>
+          <w:sz w:val="21"/>
+        </w:rPr>
+        <w:t xml:space="preserve">)</w:t>
       </w:r>
     </w:p>
     <w:p>
@@ -7172,7 +7902,193 @@
           <w:color w:val="333333"/>
           <w:sz w:val="21"/>
         </w:rPr>
-        <w:t>m1·ẍ1 = −k1·x1 − k2·(x1−x2), disederhanakan menjadi ẍ1 = −200x1 + 100x2</w:t>
+        <w:t xml:space="preserve"/>
+      </w:r>
+      <w:r>
+        <w:rPr>
+          <w:rFonts w:ascii="Arial" w:hAnsi="Arial" w:cs="Arial"/>
+          <w:b w:val="0"/>
+          <w:i w:val="0"/>
+          <w:color w:val="333333"/>
+          <w:sz w:val="21"/>
+        </w:rPr>
+        <w:t xml:space="preserve">m</w:t>
+      </w:r>
+      <w:r>
+        <w:rPr>
+          <w:rFonts w:ascii="Arial" w:hAnsi="Arial" w:cs="Arial"/>
+          <w:b w:val="0"/>
+          <w:i w:val="0"/>
+          <w:color w:val="333333"/>
+          <w:sz w:val="21"/>
+          <w:vertAlign w:val="subscript"/>
+        </w:rPr>
+        <w:t xml:space="preserve">1</w:t>
+      </w:r>
+      <w:r>
+        <w:rPr>
+          <w:rFonts w:ascii="Arial" w:hAnsi="Arial" w:cs="Arial"/>
+          <w:b w:val="0"/>
+          <w:i w:val="0"/>
+          <w:color w:val="333333"/>
+          <w:sz w:val="21"/>
+        </w:rPr>
+        <w:t xml:space="preserve">·ẍ1 = −</w:t>
+      </w:r>
+      <w:r>
+        <w:rPr>
+          <w:rFonts w:ascii="Arial" w:hAnsi="Arial" w:cs="Arial"/>
+          <w:b w:val="0"/>
+          <w:i w:val="0"/>
+          <w:color w:val="333333"/>
+          <w:sz w:val="21"/>
+        </w:rPr>
+        <w:t xml:space="preserve">k</w:t>
+      </w:r>
+      <w:r>
+        <w:rPr>
+          <w:rFonts w:ascii="Arial" w:hAnsi="Arial" w:cs="Arial"/>
+          <w:b w:val="0"/>
+          <w:i w:val="0"/>
+          <w:color w:val="333333"/>
+          <w:sz w:val="21"/>
+          <w:vertAlign w:val="subscript"/>
+        </w:rPr>
+        <w:t xml:space="preserve">1</w:t>
+      </w:r>
+      <w:r>
+        <w:rPr>
+          <w:rFonts w:ascii="Arial" w:hAnsi="Arial" w:cs="Arial"/>
+          <w:b w:val="0"/>
+          <w:i w:val="0"/>
+          <w:color w:val="333333"/>
+          <w:sz w:val="21"/>
+        </w:rPr>
+        <w:t xml:space="preserve">·</w:t>
+      </w:r>
+      <w:r>
+        <w:rPr>
+          <w:rFonts w:ascii="Arial" w:hAnsi="Arial" w:cs="Arial"/>
+          <w:b w:val="0"/>
+          <w:i w:val="0"/>
+          <w:color w:val="333333"/>
+          <w:sz w:val="21"/>
+        </w:rPr>
+        <w:t xml:space="preserve">x</w:t>
+      </w:r>
+      <w:r>
+        <w:rPr>
+          <w:rFonts w:ascii="Arial" w:hAnsi="Arial" w:cs="Arial"/>
+          <w:b w:val="0"/>
+          <w:i w:val="0"/>
+          <w:color w:val="333333"/>
+          <w:sz w:val="21"/>
+          <w:vertAlign w:val="subscript"/>
+        </w:rPr>
+        <w:t xml:space="preserve">1</w:t>
+      </w:r>
+      <w:r>
+        <w:rPr>
+          <w:rFonts w:ascii="Arial" w:hAnsi="Arial" w:cs="Arial"/>
+          <w:b w:val="0"/>
+          <w:i w:val="0"/>
+          <w:color w:val="333333"/>
+          <w:sz w:val="21"/>
+        </w:rPr>
+        <w:t xml:space="preserve"> − </w:t>
+      </w:r>
+      <w:r>
+        <w:rPr>
+          <w:rFonts w:ascii="Arial" w:hAnsi="Arial" w:cs="Arial"/>
+          <w:b w:val="0"/>
+          <w:i w:val="0"/>
+          <w:color w:val="333333"/>
+          <w:sz w:val="21"/>
+        </w:rPr>
+        <w:t xml:space="preserve">k</w:t>
+      </w:r>
+      <w:r>
+        <w:rPr>
+          <w:rFonts w:ascii="Arial" w:hAnsi="Arial" w:cs="Arial"/>
+          <w:b w:val="0"/>
+          <w:i w:val="0"/>
+          <w:color w:val="333333"/>
+          <w:sz w:val="21"/>
+          <w:vertAlign w:val="subscript"/>
+        </w:rPr>
+        <w:t xml:space="preserve">2</w:t>
+      </w:r>
+      <w:r>
+        <w:rPr>
+          <w:rFonts w:ascii="Arial" w:hAnsi="Arial" w:cs="Arial"/>
+          <w:b w:val="0"/>
+          <w:i w:val="0"/>
+          <w:color w:val="333333"/>
+          <w:sz w:val="21"/>
+        </w:rPr>
+        <w:t xml:space="preserve">·(</w:t>
+      </w:r>
+      <w:r>
+        <w:rPr>
+          <w:rFonts w:ascii="Arial" w:hAnsi="Arial" w:cs="Arial"/>
+          <w:b w:val="0"/>
+          <w:i w:val="0"/>
+          <w:color w:val="333333"/>
+          <w:sz w:val="21"/>
+        </w:rPr>
+        <w:t xml:space="preserve">x</w:t>
+      </w:r>
+      <w:r>
+        <w:rPr>
+          <w:rFonts w:ascii="Arial" w:hAnsi="Arial" w:cs="Arial"/>
+          <w:b w:val="0"/>
+          <w:i w:val="0"/>
+          <w:color w:val="333333"/>
+          <w:sz w:val="21"/>
+          <w:vertAlign w:val="subscript"/>
+        </w:rPr>
+        <w:t xml:space="preserve">1</w:t>
+      </w:r>
+      <w:r>
+        <w:rPr>
+          <w:rFonts w:ascii="Arial" w:hAnsi="Arial" w:cs="Arial"/>
+          <w:b w:val="0"/>
+          <w:i w:val="0"/>
+          <w:color w:val="333333"/>
+          <w:sz w:val="21"/>
+        </w:rPr>
+        <w:t xml:space="preserve">−</w:t>
+      </w:r>
+      <w:r>
+        <w:rPr>
+          <w:rFonts w:ascii="Arial" w:hAnsi="Arial" w:cs="Arial"/>
+          <w:b w:val="0"/>
+          <w:i w:val="0"/>
+          <w:color w:val="333333"/>
+          <w:sz w:val="21"/>
+        </w:rPr>
+        <w:t xml:space="preserve">x</w:t>
+      </w:r>
+      <w:r>
+        <w:rPr>
+          <w:rFonts w:ascii="Arial" w:hAnsi="Arial" w:cs="Arial"/>
+          <w:b w:val="0"/>
+          <w:i w:val="0"/>
+          <w:color w:val="333333"/>
+          <w:sz w:val="21"/>
+          <w:vertAlign w:val="subscript"/>
+        </w:rPr>
+        <w:t xml:space="preserve">2</w:t>
+      </w:r>
+      <w:r>
+        <w:rPr>
+          <w:rFonts w:ascii="Arial" w:hAnsi="Arial" w:cs="Arial"/>
+          <w:b w:val="0"/>
+          <w:i w:val="0"/>
+          <w:color w:val="333333"/>
+          <w:sz w:val="21"/>
+        </w:rPr>
+        <w:t xml:space="preserve">), disederhanakan menjadi ẍ1 = −200x1 + 100x2</w:t>
       </w:r>
     </w:p>
     <w:p>
@@ -7208,7 +8124,90 @@
           <w:color w:val="333333"/>
           <w:sz w:val="21"/>
         </w:rPr>
-        <w:t>m1·ẍ1 = −k3·x2</w:t>
+        <w:t xml:space="preserve"/>
+      </w:r>
+      <w:r>
+        <w:rPr>
+          <w:rFonts w:ascii="Arial" w:hAnsi="Arial" w:cs="Arial"/>
+          <w:b w:val="0"/>
+          <w:i w:val="0"/>
+          <w:color w:val="333333"/>
+          <w:sz w:val="21"/>
+        </w:rPr>
+        <w:t xml:space="preserve">m</w:t>
+      </w:r>
+      <w:r>
+        <w:rPr>
+          <w:rFonts w:ascii="Arial" w:hAnsi="Arial" w:cs="Arial"/>
+          <w:b w:val="0"/>
+          <w:i w:val="0"/>
+          <w:color w:val="333333"/>
+          <w:sz w:val="21"/>
+          <w:vertAlign w:val="subscript"/>
+        </w:rPr>
+        <w:t xml:space="preserve">1</w:t>
+      </w:r>
+      <w:r>
+        <w:rPr>
+          <w:rFonts w:ascii="Arial" w:hAnsi="Arial" w:cs="Arial"/>
+          <w:b w:val="0"/>
+          <w:i w:val="0"/>
+          <w:color w:val="333333"/>
+          <w:sz w:val="21"/>
+        </w:rPr>
+        <w:t xml:space="preserve">·ẍ1 = −</w:t>
+      </w:r>
+      <w:r>
+        <w:rPr>
+          <w:rFonts w:ascii="Arial" w:hAnsi="Arial" w:cs="Arial"/>
+          <w:b w:val="0"/>
+          <w:i w:val="0"/>
+          <w:color w:val="333333"/>
+          <w:sz w:val="21"/>
+        </w:rPr>
+        <w:t xml:space="preserve">k</w:t>
+      </w:r>
+      <w:r>
+        <w:rPr>
+          <w:rFonts w:ascii="Arial" w:hAnsi="Arial" w:cs="Arial"/>
+          <w:b w:val="0"/>
+          <w:i w:val="0"/>
+          <w:color w:val="333333"/>
+          <w:sz w:val="21"/>
+          <w:vertAlign w:val="subscript"/>
+        </w:rPr>
+        <w:t xml:space="preserve">3</w:t>
+      </w:r>
+      <w:r>
+        <w:rPr>
+          <w:rFonts w:ascii="Arial" w:hAnsi="Arial" w:cs="Arial"/>
+          <w:b w:val="0"/>
+          <w:i w:val="0"/>
+          <w:color w:val="333333"/>
+          <w:sz w:val="21"/>
+        </w:rPr>
+        <w:t xml:space="preserve">·</w:t>
+      </w:r>
+      <w:r>
+        <w:rPr>
+          <w:rFonts w:ascii="Arial" w:hAnsi="Arial" w:cs="Arial"/>
+          <w:b w:val="0"/>
+          <w:i w:val="0"/>
+          <w:color w:val="333333"/>
+          <w:sz w:val="21"/>
+        </w:rPr>
+        <w:t xml:space="preserve">x</w:t>
+      </w:r>
+      <w:r>
+        <w:rPr>
+          <w:rFonts w:ascii="Arial" w:hAnsi="Arial" w:cs="Arial"/>
+          <w:b w:val="0"/>
+          <w:i w:val="0"/>
+          <w:color w:val="333333"/>
+          <w:sz w:val="21"/>
+          <w:vertAlign w:val="subscript"/>
+        </w:rPr>
+        <w:t xml:space="preserve">2</w:t>
       </w:r>
     </w:p>
     <w:p>
@@ -7244,7 +8243,38 @@
           <w:color w:val="333333"/>
           <w:sz w:val="21"/>
         </w:rPr>
-        <w:t>m1·ẍ1 = 0 karena sistem undamped</w:t>
+        <w:t xml:space="preserve"/>
+      </w:r>
+      <w:r>
+        <w:rPr>
+          <w:rFonts w:ascii="Arial" w:hAnsi="Arial" w:cs="Arial"/>
+          <w:b w:val="0"/>
+          <w:i w:val="0"/>
+          <w:color w:val="333333"/>
+          <w:sz w:val="21"/>
+        </w:rPr>
+        <w:t xml:space="preserve">m</w:t>
+      </w:r>
+      <w:r>
+        <w:rPr>
+          <w:rFonts w:ascii="Arial" w:hAnsi="Arial" w:cs="Arial"/>
+          <w:b w:val="0"/>
+          <w:i w:val="0"/>
+          <w:color w:val="333333"/>
+          <w:sz w:val="21"/>
+          <w:vertAlign w:val="subscript"/>
+        </w:rPr>
+        <w:t xml:space="preserve">1</w:t>
+      </w:r>
+      <w:r>
+        <w:rPr>
+          <w:rFonts w:ascii="Arial" w:hAnsi="Arial" w:cs="Arial"/>
+          <w:b w:val="0"/>
+          <w:i w:val="0"/>
+          <w:color w:val="333333"/>
+          <w:sz w:val="21"/>
+        </w:rPr>
+        <w:t xml:space="preserve">·ẍ1 = 0 karena sistem undamped</w:t>
       </w:r>
     </w:p>
     <w:p>
@@ -8283,7 +9313,35 @@
           <w:i w:val="0"/>
           <w:sz w:val="22"/>
         </w:rPr>
-        <w:t>Sistem referensi (dipakai C1-C10, dibuat sekali di Jupyter):</w:t>
+        <w:t xml:space="preserve">Sistem referensi (dipakai </w:t>
+      </w:r>
+      <w:r>
+        <w:rPr>
+          <w:rFonts w:ascii="Arial" w:hAnsi="Arial" w:cs="Arial"/>
+          <w:b w:val="0"/>
+          <w:i w:val="0"/>
+          <w:sz w:val="22"/>
+        </w:rPr>
+        <w:t xml:space="preserve">C</w:t>
+      </w:r>
+      <w:r>
+        <w:rPr>
+          <w:rFonts w:ascii="Arial" w:hAnsi="Arial" w:cs="Arial"/>
+          <w:b w:val="0"/>
+          <w:i w:val="0"/>
+          <w:sz w:val="22"/>
+          <w:vertAlign w:val="subscript"/>
+        </w:rPr>
+        <w:t xml:space="preserve">1</w:t>
+      </w:r>
+      <w:r>
+        <w:rPr>
+          <w:rFonts w:ascii="Arial" w:hAnsi="Arial" w:cs="Arial"/>
+          <w:b w:val="0"/>
+          <w:i w:val="0"/>
+          <w:sz w:val="22"/>
+        </w:rPr>
+        <w:t xml:space="preserve">-C10, dibuat sekali di Jupyter):</w:t>
       </w:r>
     </w:p>
     <w:p>
@@ -8315,7 +9373,63 @@
           <w:i w:val="0"/>
           <w:sz w:val="17"/>
         </w:rPr>
-        <w:t>m1, m2 = 1.0, 1.0                    # kg</w:t>
+        <w:t xml:space="preserve"/>
+      </w:r>
+      <w:r>
+        <w:rPr>
+          <w:rFonts w:ascii="Consolas" w:hAnsi="Consolas" w:cs="Consolas"/>
+          <w:b w:val="0"/>
+          <w:i w:val="0"/>
+          <w:sz w:val="17"/>
+        </w:rPr>
+        <w:t xml:space="preserve">m</w:t>
+      </w:r>
+      <w:r>
+        <w:rPr>
+          <w:rFonts w:ascii="Consolas" w:hAnsi="Consolas" w:cs="Consolas"/>
+          <w:b w:val="0"/>
+          <w:i w:val="0"/>
+          <w:sz w:val="17"/>
+          <w:vertAlign w:val="subscript"/>
+        </w:rPr>
+        <w:t xml:space="preserve">1</w:t>
+      </w:r>
+      <w:r>
+        <w:rPr>
+          <w:rFonts w:ascii="Consolas" w:hAnsi="Consolas" w:cs="Consolas"/>
+          <w:b w:val="0"/>
+          <w:i w:val="0"/>
+          <w:sz w:val="17"/>
+        </w:rPr>
+        <w:t xml:space="preserve">, </w:t>
+      </w:r>
+      <w:r>
+        <w:rPr>
+          <w:rFonts w:ascii="Consolas" w:hAnsi="Consolas" w:cs="Consolas"/>
+          <w:b w:val="0"/>
+          <w:i w:val="0"/>
+          <w:sz w:val="17"/>
+        </w:rPr>
+        <w:t xml:space="preserve">m</w:t>
+      </w:r>
+      <w:r>
+        <w:rPr>
+          <w:rFonts w:ascii="Consolas" w:hAnsi="Consolas" w:cs="Consolas"/>
+          <w:b w:val="0"/>
+          <w:i w:val="0"/>
+          <w:sz w:val="17"/>
+          <w:vertAlign w:val="subscript"/>
+        </w:rPr>
+        <w:t xml:space="preserve">2</w:t>
+      </w:r>
+      <w:r>
+        <w:rPr>
+          <w:rFonts w:ascii="Consolas" w:hAnsi="Consolas" w:cs="Consolas"/>
+          <w:b w:val="0"/>
+          <w:i w:val="0"/>
+          <w:sz w:val="17"/>
+        </w:rPr>
+        <w:t xml:space="preserve"> = 1.0, 1.0                    # kg</w:t>
       </w:r>
     </w:p>
     <w:p>
@@ -8331,7 +9445,91 @@
           <w:i w:val="0"/>
           <w:sz w:val="17"/>
         </w:rPr>
-        <w:t>k1, k2, k3 = 100.0, 100.0, 100.0     # N/m</w:t>
+        <w:t xml:space="preserve"/>
+      </w:r>
+      <w:r>
+        <w:rPr>
+          <w:rFonts w:ascii="Consolas" w:hAnsi="Consolas" w:cs="Consolas"/>
+          <w:b w:val="0"/>
+          <w:i w:val="0"/>
+          <w:sz w:val="17"/>
+        </w:rPr>
+        <w:t xml:space="preserve">k</w:t>
+      </w:r>
+      <w:r>
+        <w:rPr>
+          <w:rFonts w:ascii="Consolas" w:hAnsi="Consolas" w:cs="Consolas"/>
+          <w:b w:val="0"/>
+          <w:i w:val="0"/>
+          <w:sz w:val="17"/>
+          <w:vertAlign w:val="subscript"/>
+        </w:rPr>
+        <w:t xml:space="preserve">1</w:t>
+      </w:r>
+      <w:r>
+        <w:rPr>
+          <w:rFonts w:ascii="Consolas" w:hAnsi="Consolas" w:cs="Consolas"/>
+          <w:b w:val="0"/>
+          <w:i w:val="0"/>
+          <w:sz w:val="17"/>
+        </w:rPr>
+        <w:t xml:space="preserve">, </w:t>
+      </w:r>
+      <w:r>
+        <w:rPr>
+          <w:rFonts w:ascii="Consolas" w:hAnsi="Consolas" w:cs="Consolas"/>
+          <w:b w:val="0"/>
+          <w:i w:val="0"/>
+          <w:sz w:val="17"/>
+        </w:rPr>
+        <w:t xml:space="preserve">k</w:t>
+      </w:r>
+      <w:r>
+        <w:rPr>
+          <w:rFonts w:ascii="Consolas" w:hAnsi="Consolas" w:cs="Consolas"/>
+          <w:b w:val="0"/>
+          <w:i w:val="0"/>
+          <w:sz w:val="17"/>
+          <w:vertAlign w:val="subscript"/>
+        </w:rPr>
+        <w:t xml:space="preserve">2</w:t>
+      </w:r>
+      <w:r>
+        <w:rPr>
+          <w:rFonts w:ascii="Consolas" w:hAnsi="Consolas" w:cs="Consolas"/>
+          <w:b w:val="0"/>
+          <w:i w:val="0"/>
+          <w:sz w:val="17"/>
+        </w:rPr>
+        <w:t xml:space="preserve">, </w:t>
+      </w:r>
+      <w:r>
+        <w:rPr>
+          <w:rFonts w:ascii="Consolas" w:hAnsi="Consolas" w:cs="Consolas"/>
+          <w:b w:val="0"/>
+          <w:i w:val="0"/>
+          <w:sz w:val="17"/>
+        </w:rPr>
+        <w:t xml:space="preserve">k</w:t>
+      </w:r>
+      <w:r>
+        <w:rPr>
+          <w:rFonts w:ascii="Consolas" w:hAnsi="Consolas" w:cs="Consolas"/>
+          <w:b w:val="0"/>
+          <w:i w:val="0"/>
+          <w:sz w:val="17"/>
+          <w:vertAlign w:val="subscript"/>
+        </w:rPr>
+        <w:t xml:space="preserve">3</w:t>
+      </w:r>
+      <w:r>
+        <w:rPr>
+          <w:rFonts w:ascii="Consolas" w:hAnsi="Consolas" w:cs="Consolas"/>
+          <w:b w:val="0"/>
+          <w:i w:val="0"/>
+          <w:sz w:val="17"/>
+        </w:rPr>
+        <w:t xml:space="preserve"> = 100.0, 100.0, 100.0     # N/m</w:t>
       </w:r>
     </w:p>
     <w:p>
@@ -8347,7 +9545,91 @@
           <w:i w:val="0"/>
           <w:sz w:val="17"/>
         </w:rPr>
-        <w:t>c1, c2, c3 = 0.5, 0.5, 0.5           # N.s/m</w:t>
+        <w:t xml:space="preserve"/>
+      </w:r>
+      <w:r>
+        <w:rPr>
+          <w:rFonts w:ascii="Consolas" w:hAnsi="Consolas" w:cs="Consolas"/>
+          <w:b w:val="0"/>
+          <w:i w:val="0"/>
+          <w:sz w:val="17"/>
+        </w:rPr>
+        <w:t xml:space="preserve">c</w:t>
+      </w:r>
+      <w:r>
+        <w:rPr>
+          <w:rFonts w:ascii="Consolas" w:hAnsi="Consolas" w:cs="Consolas"/>
+          <w:b w:val="0"/>
+          <w:i w:val="0"/>
+          <w:sz w:val="17"/>
+          <w:vertAlign w:val="subscript"/>
+        </w:rPr>
+        <w:t xml:space="preserve">1</w:t>
+      </w:r>
+      <w:r>
+        <w:rPr>
+          <w:rFonts w:ascii="Consolas" w:hAnsi="Consolas" w:cs="Consolas"/>
+          <w:b w:val="0"/>
+          <w:i w:val="0"/>
+          <w:sz w:val="17"/>
+        </w:rPr>
+        <w:t xml:space="preserve">, </w:t>
+      </w:r>
+      <w:r>
+        <w:rPr>
+          <w:rFonts w:ascii="Consolas" w:hAnsi="Consolas" w:cs="Consolas"/>
+          <w:b w:val="0"/>
+          <w:i w:val="0"/>
+          <w:sz w:val="17"/>
+        </w:rPr>
+        <w:t xml:space="preserve">c</w:t>
+      </w:r>
+      <w:r>
+        <w:rPr>
+          <w:rFonts w:ascii="Consolas" w:hAnsi="Consolas" w:cs="Consolas"/>
+          <w:b w:val="0"/>
+          <w:i w:val="0"/>
+          <w:sz w:val="17"/>
+          <w:vertAlign w:val="subscript"/>
+        </w:rPr>
+        <w:t xml:space="preserve">2</w:t>
+      </w:r>
+      <w:r>
+        <w:rPr>
+          <w:rFonts w:ascii="Consolas" w:hAnsi="Consolas" w:cs="Consolas"/>
+          <w:b w:val="0"/>
+          <w:i w:val="0"/>
+          <w:sz w:val="17"/>
+        </w:rPr>
+        <w:t xml:space="preserve">, </w:t>
+      </w:r>
+      <w:r>
+        <w:rPr>
+          <w:rFonts w:ascii="Consolas" w:hAnsi="Consolas" w:cs="Consolas"/>
+          <w:b w:val="0"/>
+          <w:i w:val="0"/>
+          <w:sz w:val="17"/>
+        </w:rPr>
+        <w:t xml:space="preserve">c</w:t>
+      </w:r>
+      <w:r>
+        <w:rPr>
+          <w:rFonts w:ascii="Consolas" w:hAnsi="Consolas" w:cs="Consolas"/>
+          <w:b w:val="0"/>
+          <w:i w:val="0"/>
+          <w:sz w:val="17"/>
+          <w:vertAlign w:val="subscript"/>
+        </w:rPr>
+        <w:t xml:space="preserve">3</w:t>
+      </w:r>
+      <w:r>
+        <w:rPr>
+          <w:rFonts w:ascii="Consolas" w:hAnsi="Consolas" w:cs="Consolas"/>
+          <w:b w:val="0"/>
+          <w:i w:val="0"/>
+          <w:sz w:val="17"/>
+        </w:rPr>
+        <w:t xml:space="preserve"> = 0.5, 0.5, 0.5           # N·s/m</w:t>
       </w:r>
     </w:p>
     <w:p>
@@ -8419,7 +9701,63 @@
           <w:i w:val="0"/>
           <w:sz w:val="22"/>
         </w:rPr>
-        <w:t>Susun matriks massa [M] untuk m1=1, m2=1. Cetak trace([M]).</w:t>
+        <w:t xml:space="preserve">Susun matriks massa [M] untuk </w:t>
+      </w:r>
+      <w:r>
+        <w:rPr>
+          <w:rFonts w:ascii="Arial" w:hAnsi="Arial" w:cs="Arial"/>
+          <w:b w:val="0"/>
+          <w:i w:val="0"/>
+          <w:sz w:val="22"/>
+        </w:rPr>
+        <w:t xml:space="preserve">m</w:t>
+      </w:r>
+      <w:r>
+        <w:rPr>
+          <w:rFonts w:ascii="Arial" w:hAnsi="Arial" w:cs="Arial"/>
+          <w:b w:val="0"/>
+          <w:i w:val="0"/>
+          <w:sz w:val="22"/>
+          <w:vertAlign w:val="subscript"/>
+        </w:rPr>
+        <w:t xml:space="preserve">1</w:t>
+      </w:r>
+      <w:r>
+        <w:rPr>
+          <w:rFonts w:ascii="Arial" w:hAnsi="Arial" w:cs="Arial"/>
+          <w:b w:val="0"/>
+          <w:i w:val="0"/>
+          <w:sz w:val="22"/>
+        </w:rPr>
+        <w:t xml:space="preserve">=1, </w:t>
+      </w:r>
+      <w:r>
+        <w:rPr>
+          <w:rFonts w:ascii="Arial" w:hAnsi="Arial" w:cs="Arial"/>
+          <w:b w:val="0"/>
+          <w:i w:val="0"/>
+          <w:sz w:val="22"/>
+        </w:rPr>
+        <w:t xml:space="preserve">m</w:t>
+      </w:r>
+      <w:r>
+        <w:rPr>
+          <w:rFonts w:ascii="Arial" w:hAnsi="Arial" w:cs="Arial"/>
+          <w:b w:val="0"/>
+          <w:i w:val="0"/>
+          <w:sz w:val="22"/>
+          <w:vertAlign w:val="subscript"/>
+        </w:rPr>
+        <w:t xml:space="preserve">2</w:t>
+      </w:r>
+      <w:r>
+        <w:rPr>
+          <w:rFonts w:ascii="Arial" w:hAnsi="Arial" w:cs="Arial"/>
+          <w:b w:val="0"/>
+          <w:i w:val="0"/>
+          <w:sz w:val="22"/>
+        </w:rPr>
+        <w:t xml:space="preserve">=1. Cetak trace([M]).</w:t>
       </w:r>
     </w:p>
     <w:p>
@@ -8479,7 +9817,91 @@
           <w:i w:val="0"/>
           <w:sz w:val="22"/>
         </w:rPr>
-        <w:t>Susun matriks kekakuan [K] untuk sistem referensi (k1=k2=k3=100 N/m). Cetak determinan [K].</w:t>
+        <w:t xml:space="preserve">Susun matriks kekakuan [K] untuk sistem referensi (</w:t>
+      </w:r>
+      <w:r>
+        <w:rPr>
+          <w:rFonts w:ascii="Arial" w:hAnsi="Arial" w:cs="Arial"/>
+          <w:b w:val="0"/>
+          <w:i w:val="0"/>
+          <w:sz w:val="22"/>
+        </w:rPr>
+        <w:t xml:space="preserve">k</w:t>
+      </w:r>
+      <w:r>
+        <w:rPr>
+          <w:rFonts w:ascii="Arial" w:hAnsi="Arial" w:cs="Arial"/>
+          <w:b w:val="0"/>
+          <w:i w:val="0"/>
+          <w:sz w:val="22"/>
+          <w:vertAlign w:val="subscript"/>
+        </w:rPr>
+        <w:t xml:space="preserve">1</w:t>
+      </w:r>
+      <w:r>
+        <w:rPr>
+          <w:rFonts w:ascii="Arial" w:hAnsi="Arial" w:cs="Arial"/>
+          <w:b w:val="0"/>
+          <w:i w:val="0"/>
+          <w:sz w:val="22"/>
+        </w:rPr>
+        <w:t xml:space="preserve">=</w:t>
+      </w:r>
+      <w:r>
+        <w:rPr>
+          <w:rFonts w:ascii="Arial" w:hAnsi="Arial" w:cs="Arial"/>
+          <w:b w:val="0"/>
+          <w:i w:val="0"/>
+          <w:sz w:val="22"/>
+        </w:rPr>
+        <w:t xml:space="preserve">k</w:t>
+      </w:r>
+      <w:r>
+        <w:rPr>
+          <w:rFonts w:ascii="Arial" w:hAnsi="Arial" w:cs="Arial"/>
+          <w:b w:val="0"/>
+          <w:i w:val="0"/>
+          <w:sz w:val="22"/>
+          <w:vertAlign w:val="subscript"/>
+        </w:rPr>
+        <w:t xml:space="preserve">2</w:t>
+      </w:r>
+      <w:r>
+        <w:rPr>
+          <w:rFonts w:ascii="Arial" w:hAnsi="Arial" w:cs="Arial"/>
+          <w:b w:val="0"/>
+          <w:i w:val="0"/>
+          <w:sz w:val="22"/>
+        </w:rPr>
+        <w:t xml:space="preserve">=</w:t>
+      </w:r>
+      <w:r>
+        <w:rPr>
+          <w:rFonts w:ascii="Arial" w:hAnsi="Arial" w:cs="Arial"/>
+          <w:b w:val="0"/>
+          <w:i w:val="0"/>
+          <w:sz w:val="22"/>
+        </w:rPr>
+        <w:t xml:space="preserve">k</w:t>
+      </w:r>
+      <w:r>
+        <w:rPr>
+          <w:rFonts w:ascii="Arial" w:hAnsi="Arial" w:cs="Arial"/>
+          <w:b w:val="0"/>
+          <w:i w:val="0"/>
+          <w:sz w:val="22"/>
+          <w:vertAlign w:val="subscript"/>
+        </w:rPr>
+        <w:t xml:space="preserve">3</w:t>
+      </w:r>
+      <w:r>
+        <w:rPr>
+          <w:rFonts w:ascii="Arial" w:hAnsi="Arial" w:cs="Arial"/>
+          <w:b w:val="0"/>
+          <w:i w:val="0"/>
+          <w:sz w:val="22"/>
+        </w:rPr>
+        <w:t xml:space="preserve">=100 N/m). Cetak determinan [K].</w:t>
       </w:r>
     </w:p>
     <w:p>
@@ -8515,7 +9937,38 @@
           <w:color w:val="333333"/>
           <w:sz w:val="21"/>
         </w:rPr>
-        <w:t>Susun [K] sesuai aturan K[i,i]=Σkj dan K[i,j]=−k_ij, lalu hitung determinan dengan np.linalg.det.</w:t>
+        <w:t xml:space="preserve">Susun [K] sesuai aturan K[i,i]=Σkj dan K[i,j]=−</w:t>
+      </w:r>
+      <w:r>
+        <w:rPr>
+          <w:rFonts w:ascii="Arial" w:hAnsi="Arial" w:cs="Arial"/>
+          <w:b w:val="0"/>
+          <w:i w:val="0"/>
+          <w:color w:val="333333"/>
+          <w:sz w:val="21"/>
+        </w:rPr>
+        <w:t xml:space="preserve">k</w:t>
+      </w:r>
+      <w:r>
+        <w:rPr>
+          <w:rFonts w:ascii="Arial" w:hAnsi="Arial" w:cs="Arial"/>
+          <w:b w:val="0"/>
+          <w:i w:val="0"/>
+          <w:color w:val="333333"/>
+          <w:sz w:val="21"/>
+          <w:vertAlign w:val="subscript"/>
+        </w:rPr>
+        <w:t xml:space="preserve">ij</w:t>
+      </w:r>
+      <w:r>
+        <w:rPr>
+          <w:rFonts w:ascii="Arial" w:hAnsi="Arial" w:cs="Arial"/>
+          <w:b w:val="0"/>
+          <w:i w:val="0"/>
+          <w:color w:val="333333"/>
+          <w:sz w:val="21"/>
+        </w:rPr>
+        <w:t xml:space="preserve">, lalu hitung determinan dengan np.linalg.det.</w:t>
       </w:r>
     </w:p>
     <w:p>
@@ -8599,7 +10052,119 @@
           <w:i w:val="0"/>
           <w:sz w:val="22"/>
         </w:rPr>
-        <w:t>Hitung energi kinetik T untuk m1=m2=1, ẋ1=2, ẋ2=3. Formula: T=½m1ẋ1²+½m2ẋ2².</w:t>
+        <w:t xml:space="preserve">Hitung energi kinetik T untuk </w:t>
+      </w:r>
+      <w:r>
+        <w:rPr>
+          <w:rFonts w:ascii="Arial" w:hAnsi="Arial" w:cs="Arial"/>
+          <w:b w:val="0"/>
+          <w:i w:val="0"/>
+          <w:sz w:val="22"/>
+        </w:rPr>
+        <w:t xml:space="preserve">m</w:t>
+      </w:r>
+      <w:r>
+        <w:rPr>
+          <w:rFonts w:ascii="Arial" w:hAnsi="Arial" w:cs="Arial"/>
+          <w:b w:val="0"/>
+          <w:i w:val="0"/>
+          <w:sz w:val="22"/>
+          <w:vertAlign w:val="subscript"/>
+        </w:rPr>
+        <w:t xml:space="preserve">1</w:t>
+      </w:r>
+      <w:r>
+        <w:rPr>
+          <w:rFonts w:ascii="Arial" w:hAnsi="Arial" w:cs="Arial"/>
+          <w:b w:val="0"/>
+          <w:i w:val="0"/>
+          <w:sz w:val="22"/>
+        </w:rPr>
+        <w:t xml:space="preserve">=</w:t>
+      </w:r>
+      <w:r>
+        <w:rPr>
+          <w:rFonts w:ascii="Arial" w:hAnsi="Arial" w:cs="Arial"/>
+          <w:b w:val="0"/>
+          <w:i w:val="0"/>
+          <w:sz w:val="22"/>
+        </w:rPr>
+        <w:t xml:space="preserve">m</w:t>
+      </w:r>
+      <w:r>
+        <w:rPr>
+          <w:rFonts w:ascii="Arial" w:hAnsi="Arial" w:cs="Arial"/>
+          <w:b w:val="0"/>
+          <w:i w:val="0"/>
+          <w:sz w:val="22"/>
+          <w:vertAlign w:val="subscript"/>
+        </w:rPr>
+        <w:t xml:space="preserve">2</w:t>
+      </w:r>
+      <w:r>
+        <w:rPr>
+          <w:rFonts w:ascii="Arial" w:hAnsi="Arial" w:cs="Arial"/>
+          <w:b w:val="0"/>
+          <w:i w:val="0"/>
+          <w:sz w:val="22"/>
+        </w:rPr>
+        <w:t xml:space="preserve">=1, ẋ1=2, ẋ2=3. Formula: T=½</w:t>
+      </w:r>
+      <w:r>
+        <w:rPr>
+          <w:rFonts w:ascii="Arial" w:hAnsi="Arial" w:cs="Arial"/>
+          <w:b w:val="0"/>
+          <w:i w:val="0"/>
+          <w:sz w:val="22"/>
+        </w:rPr>
+        <w:t xml:space="preserve">m</w:t>
+      </w:r>
+      <w:r>
+        <w:rPr>
+          <w:rFonts w:ascii="Arial" w:hAnsi="Arial" w:cs="Arial"/>
+          <w:b w:val="0"/>
+          <w:i w:val="0"/>
+          <w:sz w:val="22"/>
+          <w:vertAlign w:val="subscript"/>
+        </w:rPr>
+        <w:t xml:space="preserve">1</w:t>
+      </w:r>
+      <w:r>
+        <w:rPr>
+          <w:rFonts w:ascii="Arial" w:hAnsi="Arial" w:cs="Arial"/>
+          <w:b w:val="0"/>
+          <w:i w:val="0"/>
+          <w:sz w:val="22"/>
+        </w:rPr>
+        <w:t xml:space="preserve">ẋ1²+½</w:t>
+      </w:r>
+      <w:r>
+        <w:rPr>
+          <w:rFonts w:ascii="Arial" w:hAnsi="Arial" w:cs="Arial"/>
+          <w:b w:val="0"/>
+          <w:i w:val="0"/>
+          <w:sz w:val="22"/>
+        </w:rPr>
+        <w:t xml:space="preserve">m</w:t>
+      </w:r>
+      <w:r>
+        <w:rPr>
+          <w:rFonts w:ascii="Arial" w:hAnsi="Arial" w:cs="Arial"/>
+          <w:b w:val="0"/>
+          <w:i w:val="0"/>
+          <w:sz w:val="22"/>
+          <w:vertAlign w:val="subscript"/>
+        </w:rPr>
+        <w:t xml:space="preserve">2</w:t>
+      </w:r>
+      <w:r>
+        <w:rPr>
+          <w:rFonts w:ascii="Arial" w:hAnsi="Arial" w:cs="Arial"/>
+          <w:b w:val="0"/>
+          <w:i w:val="0"/>
+          <w:sz w:val="22"/>
+        </w:rPr>
+        <w:t xml:space="preserve">ẋ2².</w:t>
       </w:r>
     </w:p>
     <w:p>
@@ -8635,7 +10200,69 @@
           <w:color w:val="333333"/>
           <w:sz w:val="21"/>
         </w:rPr>
-        <w:t>Substitusikan nilai m1, m2, ẋ1, ẋ2 ke rumus T; jumlahkan kedua suku kuadrat kecepatan dikali setengah massa.</w:t>
+        <w:t xml:space="preserve">Substitusikan nilai </w:t>
+      </w:r>
+      <w:r>
+        <w:rPr>
+          <w:rFonts w:ascii="Arial" w:hAnsi="Arial" w:cs="Arial"/>
+          <w:b w:val="0"/>
+          <w:i w:val="0"/>
+          <w:color w:val="333333"/>
+          <w:sz w:val="21"/>
+        </w:rPr>
+        <w:t xml:space="preserve">m</w:t>
+      </w:r>
+      <w:r>
+        <w:rPr>
+          <w:rFonts w:ascii="Arial" w:hAnsi="Arial" w:cs="Arial"/>
+          <w:b w:val="0"/>
+          <w:i w:val="0"/>
+          <w:color w:val="333333"/>
+          <w:sz w:val="21"/>
+          <w:vertAlign w:val="subscript"/>
+        </w:rPr>
+        <w:t xml:space="preserve">1</w:t>
+      </w:r>
+      <w:r>
+        <w:rPr>
+          <w:rFonts w:ascii="Arial" w:hAnsi="Arial" w:cs="Arial"/>
+          <w:b w:val="0"/>
+          <w:i w:val="0"/>
+          <w:color w:val="333333"/>
+          <w:sz w:val="21"/>
+        </w:rPr>
+        <w:t xml:space="preserve">, </w:t>
+      </w:r>
+      <w:r>
+        <w:rPr>
+          <w:rFonts w:ascii="Arial" w:hAnsi="Arial" w:cs="Arial"/>
+          <w:b w:val="0"/>
+          <w:i w:val="0"/>
+          <w:color w:val="333333"/>
+          <w:sz w:val="21"/>
+        </w:rPr>
+        <w:t xml:space="preserve">m</w:t>
+      </w:r>
+      <w:r>
+        <w:rPr>
+          <w:rFonts w:ascii="Arial" w:hAnsi="Arial" w:cs="Arial"/>
+          <w:b w:val="0"/>
+          <w:i w:val="0"/>
+          <w:color w:val="333333"/>
+          <w:sz w:val="21"/>
+          <w:vertAlign w:val="subscript"/>
+        </w:rPr>
+        <w:t xml:space="preserve">2</w:t>
+      </w:r>
+      <w:r>
+        <w:rPr>
+          <w:rFonts w:ascii="Arial" w:hAnsi="Arial" w:cs="Arial"/>
+          <w:b w:val="0"/>
+          <w:i w:val="0"/>
+          <w:color w:val="333333"/>
+          <w:sz w:val="21"/>
+        </w:rPr>
+        <w:t xml:space="preserve">, ẋ1, ẋ2 ke rumus T; jumlahkan kedua suku kuadrat kecepatan dikali setengah massa.</w:t>
       </w:r>
     </w:p>
     <w:p>
@@ -8659,7 +10286,147 @@
           <w:i w:val="0"/>
           <w:sz w:val="22"/>
         </w:rPr>
-        <w:t>Hitung energi potensial V untuk sistem referensi (k=100) dengan x1=1, x2=0,5. Formula: V=½k1x1²+½k2(x1−x2)²+½k3x2².</w:t>
+        <w:t xml:space="preserve">Hitung energi potensial V untuk sistem referensi (k=100) dengan </w:t>
+      </w:r>
+      <w:r>
+        <w:rPr>
+          <w:rFonts w:ascii="Arial" w:hAnsi="Arial" w:cs="Arial"/>
+          <w:b w:val="0"/>
+          <w:i w:val="0"/>
+          <w:sz w:val="22"/>
+        </w:rPr>
+        <w:t xml:space="preserve">x</w:t>
+      </w:r>
+      <w:r>
+        <w:rPr>
+          <w:rFonts w:ascii="Arial" w:hAnsi="Arial" w:cs="Arial"/>
+          <w:b w:val="0"/>
+          <w:i w:val="0"/>
+          <w:sz w:val="22"/>
+          <w:vertAlign w:val="subscript"/>
+        </w:rPr>
+        <w:t xml:space="preserve">1</w:t>
+      </w:r>
+      <w:r>
+        <w:rPr>
+          <w:rFonts w:ascii="Arial" w:hAnsi="Arial" w:cs="Arial"/>
+          <w:b w:val="0"/>
+          <w:i w:val="0"/>
+          <w:sz w:val="22"/>
+        </w:rPr>
+        <w:t xml:space="preserve">=1, </w:t>
+      </w:r>
+      <w:r>
+        <w:rPr>
+          <w:rFonts w:ascii="Arial" w:hAnsi="Arial" w:cs="Arial"/>
+          <w:b w:val="0"/>
+          <w:i w:val="0"/>
+          <w:sz w:val="22"/>
+        </w:rPr>
+        <w:t xml:space="preserve">x</w:t>
+      </w:r>
+      <w:r>
+        <w:rPr>
+          <w:rFonts w:ascii="Arial" w:hAnsi="Arial" w:cs="Arial"/>
+          <w:b w:val="0"/>
+          <w:i w:val="0"/>
+          <w:sz w:val="22"/>
+          <w:vertAlign w:val="subscript"/>
+        </w:rPr>
+        <w:t xml:space="preserve">2</w:t>
+      </w:r>
+      <w:r>
+        <w:rPr>
+          <w:rFonts w:ascii="Arial" w:hAnsi="Arial" w:cs="Arial"/>
+          <w:b w:val="0"/>
+          <w:i w:val="0"/>
+          <w:sz w:val="22"/>
+        </w:rPr>
+        <w:t xml:space="preserve">=0,5. Formula: V=½k1x1²+½</w:t>
+      </w:r>
+      <w:r>
+        <w:rPr>
+          <w:rFonts w:ascii="Arial" w:hAnsi="Arial" w:cs="Arial"/>
+          <w:b w:val="0"/>
+          <w:i w:val="0"/>
+          <w:sz w:val="22"/>
+        </w:rPr>
+        <w:t xml:space="preserve">k</w:t>
+      </w:r>
+      <w:r>
+        <w:rPr>
+          <w:rFonts w:ascii="Arial" w:hAnsi="Arial" w:cs="Arial"/>
+          <w:b w:val="0"/>
+          <w:i w:val="0"/>
+          <w:sz w:val="22"/>
+          <w:vertAlign w:val="subscript"/>
+        </w:rPr>
+        <w:t xml:space="preserve">2</w:t>
+      </w:r>
+      <w:r>
+        <w:rPr>
+          <w:rFonts w:ascii="Arial" w:hAnsi="Arial" w:cs="Arial"/>
+          <w:b w:val="0"/>
+          <w:i w:val="0"/>
+          <w:sz w:val="22"/>
+        </w:rPr>
+        <w:t xml:space="preserve">(</w:t>
+      </w:r>
+      <w:r>
+        <w:rPr>
+          <w:rFonts w:ascii="Arial" w:hAnsi="Arial" w:cs="Arial"/>
+          <w:b w:val="0"/>
+          <w:i w:val="0"/>
+          <w:sz w:val="22"/>
+        </w:rPr>
+        <w:t xml:space="preserve">x</w:t>
+      </w:r>
+      <w:r>
+        <w:rPr>
+          <w:rFonts w:ascii="Arial" w:hAnsi="Arial" w:cs="Arial"/>
+          <w:b w:val="0"/>
+          <w:i w:val="0"/>
+          <w:sz w:val="22"/>
+          <w:vertAlign w:val="subscript"/>
+        </w:rPr>
+        <w:t xml:space="preserve">1</w:t>
+      </w:r>
+      <w:r>
+        <w:rPr>
+          <w:rFonts w:ascii="Arial" w:hAnsi="Arial" w:cs="Arial"/>
+          <w:b w:val="0"/>
+          <w:i w:val="0"/>
+          <w:sz w:val="22"/>
+        </w:rPr>
+        <w:t xml:space="preserve">−</w:t>
+      </w:r>
+      <w:r>
+        <w:rPr>
+          <w:rFonts w:ascii="Arial" w:hAnsi="Arial" w:cs="Arial"/>
+          <w:b w:val="0"/>
+          <w:i w:val="0"/>
+          <w:sz w:val="22"/>
+        </w:rPr>
+        <w:t xml:space="preserve">x</w:t>
+      </w:r>
+      <w:r>
+        <w:rPr>
+          <w:rFonts w:ascii="Arial" w:hAnsi="Arial" w:cs="Arial"/>
+          <w:b w:val="0"/>
+          <w:i w:val="0"/>
+          <w:sz w:val="22"/>
+          <w:vertAlign w:val="subscript"/>
+        </w:rPr>
+        <w:t xml:space="preserve">2</w:t>
+      </w:r>
+      <w:r>
+        <w:rPr>
+          <w:rFonts w:ascii="Arial" w:hAnsi="Arial" w:cs="Arial"/>
+          <w:b w:val="0"/>
+          <w:i w:val="0"/>
+          <w:sz w:val="22"/>
+        </w:rPr>
+        <w:t xml:space="preserve">)²+½k3x2².</w:t>
       </w:r>
     </w:p>
     <w:p>
@@ -8695,7 +10462,162 @@
           <w:color w:val="333333"/>
           <w:sz w:val="21"/>
         </w:rPr>
-        <w:t>Substitusikan x1, x2, k1, k2, k3 ke rumus V; jumlahkan ketiga suku energi pegas.</w:t>
+        <w:t xml:space="preserve">Substitusikan </w:t>
+      </w:r>
+      <w:r>
+        <w:rPr>
+          <w:rFonts w:ascii="Arial" w:hAnsi="Arial" w:cs="Arial"/>
+          <w:b w:val="0"/>
+          <w:i w:val="0"/>
+          <w:color w:val="333333"/>
+          <w:sz w:val="21"/>
+        </w:rPr>
+        <w:t xml:space="preserve">x</w:t>
+      </w:r>
+      <w:r>
+        <w:rPr>
+          <w:rFonts w:ascii="Arial" w:hAnsi="Arial" w:cs="Arial"/>
+          <w:b w:val="0"/>
+          <w:i w:val="0"/>
+          <w:color w:val="333333"/>
+          <w:sz w:val="21"/>
+          <w:vertAlign w:val="subscript"/>
+        </w:rPr>
+        <w:t xml:space="preserve">1</w:t>
+      </w:r>
+      <w:r>
+        <w:rPr>
+          <w:rFonts w:ascii="Arial" w:hAnsi="Arial" w:cs="Arial"/>
+          <w:b w:val="0"/>
+          <w:i w:val="0"/>
+          <w:color w:val="333333"/>
+          <w:sz w:val="21"/>
+        </w:rPr>
+        <w:t xml:space="preserve">, </w:t>
+      </w:r>
+      <w:r>
+        <w:rPr>
+          <w:rFonts w:ascii="Arial" w:hAnsi="Arial" w:cs="Arial"/>
+          <w:b w:val="0"/>
+          <w:i w:val="0"/>
+          <w:color w:val="333333"/>
+          <w:sz w:val="21"/>
+        </w:rPr>
+        <w:t xml:space="preserve">x</w:t>
+      </w:r>
+      <w:r>
+        <w:rPr>
+          <w:rFonts w:ascii="Arial" w:hAnsi="Arial" w:cs="Arial"/>
+          <w:b w:val="0"/>
+          <w:i w:val="0"/>
+          <w:color w:val="333333"/>
+          <w:sz w:val="21"/>
+          <w:vertAlign w:val="subscript"/>
+        </w:rPr>
+        <w:t xml:space="preserve">2</w:t>
+      </w:r>
+      <w:r>
+        <w:rPr>
+          <w:rFonts w:ascii="Arial" w:hAnsi="Arial" w:cs="Arial"/>
+          <w:b w:val="0"/>
+          <w:i w:val="0"/>
+          <w:color w:val="333333"/>
+          <w:sz w:val="21"/>
+        </w:rPr>
+        <w:t xml:space="preserve">, </w:t>
+      </w:r>
+      <w:r>
+        <w:rPr>
+          <w:rFonts w:ascii="Arial" w:hAnsi="Arial" w:cs="Arial"/>
+          <w:b w:val="0"/>
+          <w:i w:val="0"/>
+          <w:color w:val="333333"/>
+          <w:sz w:val="21"/>
+        </w:rPr>
+        <w:t xml:space="preserve">k</w:t>
+      </w:r>
+      <w:r>
+        <w:rPr>
+          <w:rFonts w:ascii="Arial" w:hAnsi="Arial" w:cs="Arial"/>
+          <w:b w:val="0"/>
+          <w:i w:val="0"/>
+          <w:color w:val="333333"/>
+          <w:sz w:val="21"/>
+          <w:vertAlign w:val="subscript"/>
+        </w:rPr>
+        <w:t xml:space="preserve">1</w:t>
+      </w:r>
+      <w:r>
+        <w:rPr>
+          <w:rFonts w:ascii="Arial" w:hAnsi="Arial" w:cs="Arial"/>
+          <w:b w:val="0"/>
+          <w:i w:val="0"/>
+          <w:color w:val="333333"/>
+          <w:sz w:val="21"/>
+        </w:rPr>
+        <w:t xml:space="preserve">, </w:t>
+      </w:r>
+      <w:r>
+        <w:rPr>
+          <w:rFonts w:ascii="Arial" w:hAnsi="Arial" w:cs="Arial"/>
+          <w:b w:val="0"/>
+          <w:i w:val="0"/>
+          <w:color w:val="333333"/>
+          <w:sz w:val="21"/>
+        </w:rPr>
+        <w:t xml:space="preserve">k</w:t>
+      </w:r>
+      <w:r>
+        <w:rPr>
+          <w:rFonts w:ascii="Arial" w:hAnsi="Arial" w:cs="Arial"/>
+          <w:b w:val="0"/>
+          <w:i w:val="0"/>
+          <w:color w:val="333333"/>
+          <w:sz w:val="21"/>
+          <w:vertAlign w:val="subscript"/>
+        </w:rPr>
+        <w:t xml:space="preserve">2</w:t>
+      </w:r>
+      <w:r>
+        <w:rPr>
+          <w:rFonts w:ascii="Arial" w:hAnsi="Arial" w:cs="Arial"/>
+          <w:b w:val="0"/>
+          <w:i w:val="0"/>
+          <w:color w:val="333333"/>
+          <w:sz w:val="21"/>
+        </w:rPr>
+        <w:t xml:space="preserve">, </w:t>
+      </w:r>
+      <w:r>
+        <w:rPr>
+          <w:rFonts w:ascii="Arial" w:hAnsi="Arial" w:cs="Arial"/>
+          <w:b w:val="0"/>
+          <w:i w:val="0"/>
+          <w:color w:val="333333"/>
+          <w:sz w:val="21"/>
+        </w:rPr>
+        <w:t xml:space="preserve">k</w:t>
+      </w:r>
+      <w:r>
+        <w:rPr>
+          <w:rFonts w:ascii="Arial" w:hAnsi="Arial" w:cs="Arial"/>
+          <w:b w:val="0"/>
+          <w:i w:val="0"/>
+          <w:color w:val="333333"/>
+          <w:sz w:val="21"/>
+          <w:vertAlign w:val="subscript"/>
+        </w:rPr>
+        <w:t xml:space="preserve">3</w:t>
+      </w:r>
+      <w:r>
+        <w:rPr>
+          <w:rFonts w:ascii="Arial" w:hAnsi="Arial" w:cs="Arial"/>
+          <w:b w:val="0"/>
+          <w:i w:val="0"/>
+          <w:color w:val="333333"/>
+          <w:sz w:val="21"/>
+        </w:rPr>
+        <w:t xml:space="preserve"> ke rumus V; jumlahkan ketiga suku energi pegas.</w:t>
       </w:r>
     </w:p>
     <w:p>
@@ -8839,7 +10761,63 @@
           <w:i w:val="0"/>
           <w:sz w:val="22"/>
         </w:rPr>
-        <w:t>Hitung Lagrangian L=T−V untuk m=1, k=100, dengan x1=1, x2=0, ẋ1=0, ẋ2=0 (kondisi awal free vibration).</w:t>
+        <w:t xml:space="preserve">Hitung Lagrangian L=T−V untuk m=1, k=100, dengan </w:t>
+      </w:r>
+      <w:r>
+        <w:rPr>
+          <w:rFonts w:ascii="Arial" w:hAnsi="Arial" w:cs="Arial"/>
+          <w:b w:val="0"/>
+          <w:i w:val="0"/>
+          <w:sz w:val="22"/>
+        </w:rPr>
+        <w:t xml:space="preserve">x</w:t>
+      </w:r>
+      <w:r>
+        <w:rPr>
+          <w:rFonts w:ascii="Arial" w:hAnsi="Arial" w:cs="Arial"/>
+          <w:b w:val="0"/>
+          <w:i w:val="0"/>
+          <w:sz w:val="22"/>
+          <w:vertAlign w:val="subscript"/>
+        </w:rPr>
+        <w:t xml:space="preserve">1</w:t>
+      </w:r>
+      <w:r>
+        <w:rPr>
+          <w:rFonts w:ascii="Arial" w:hAnsi="Arial" w:cs="Arial"/>
+          <w:b w:val="0"/>
+          <w:i w:val="0"/>
+          <w:sz w:val="22"/>
+        </w:rPr>
+        <w:t xml:space="preserve">=1, </w:t>
+      </w:r>
+      <w:r>
+        <w:rPr>
+          <w:rFonts w:ascii="Arial" w:hAnsi="Arial" w:cs="Arial"/>
+          <w:b w:val="0"/>
+          <w:i w:val="0"/>
+          <w:sz w:val="22"/>
+        </w:rPr>
+        <w:t xml:space="preserve">x</w:t>
+      </w:r>
+      <w:r>
+        <w:rPr>
+          <w:rFonts w:ascii="Arial" w:hAnsi="Arial" w:cs="Arial"/>
+          <w:b w:val="0"/>
+          <w:i w:val="0"/>
+          <w:sz w:val="22"/>
+          <w:vertAlign w:val="subscript"/>
+        </w:rPr>
+        <w:t xml:space="preserve">2</w:t>
+      </w:r>
+      <w:r>
+        <w:rPr>
+          <w:rFonts w:ascii="Arial" w:hAnsi="Arial" w:cs="Arial"/>
+          <w:b w:val="0"/>
+          <w:i w:val="0"/>
+          <w:sz w:val="22"/>
+        </w:rPr>
+        <w:t xml:space="preserve">=0, ẋ1=0, ẋ2=0 (kondisi awal free vibration).</w:t>
       </w:r>
     </w:p>
     <w:p>
@@ -8935,7 +10913,7 @@
           <w:color w:val="333333"/>
           <w:sz w:val="21"/>
         </w:rPr>
-        <w:t>Hitung C = alpha*M + beta*K dengan alpha, beta sesuai soal, lalu ambil elemen C[0,0].</w:t>
+        <w:t xml:space="preserve">Hitung C = α·M + β·K dengan α, β sesuai soal, lalu ambil elemen C[0,0].</w:t>
       </w:r>
     </w:p>
     <w:p>
@@ -9170,7 +11148,63 @@
           <w:i w:val="0"/>
           <w:sz w:val="22"/>
         </w:rPr>
-        <w:t>Implementasikan integrator RK4 (Runge-Kutta orde-4) dari awal tanpa scipy.integrate, untuk menyelesaikan free vibration sistem referensi dengan initial condition x1(0)=1, x2(0)=0, dt=0,001, T=5 detik. Cetak max(|x1|) dan bandingkan dengan hasil solve_ivp (harus mendekati, selisih &lt;1%).</w:t>
+        <w:t xml:space="preserve">Implementasikan integrator RK4 (Runge-Kutta orde-4) dari awal tanpa scipy.integrate, untuk menyelesaikan free vibration sistem referensi dengan initial condition x1(0)=1, </w:t>
+      </w:r>
+      <w:r>
+        <w:rPr>
+          <w:rFonts w:ascii="Arial" w:hAnsi="Arial" w:cs="Arial"/>
+          <w:b w:val="0"/>
+          <w:i w:val="0"/>
+          <w:sz w:val="22"/>
+        </w:rPr>
+        <w:t xml:space="preserve">x</w:t>
+      </w:r>
+      <w:r>
+        <w:rPr>
+          <w:rFonts w:ascii="Arial" w:hAnsi="Arial" w:cs="Arial"/>
+          <w:b w:val="0"/>
+          <w:i w:val="0"/>
+          <w:sz w:val="22"/>
+          <w:vertAlign w:val="subscript"/>
+        </w:rPr>
+        <w:t xml:space="preserve">2</w:t>
+      </w:r>
+      <w:r>
+        <w:rPr>
+          <w:rFonts w:ascii="Arial" w:hAnsi="Arial" w:cs="Arial"/>
+          <w:b w:val="0"/>
+          <w:i w:val="0"/>
+          <w:sz w:val="22"/>
+        </w:rPr>
+        <w:t xml:space="preserve">(0)=0, dt=0,001, T=5 detik. Cetak max(|</w:t>
+      </w:r>
+      <w:r>
+        <w:rPr>
+          <w:rFonts w:ascii="Arial" w:hAnsi="Arial" w:cs="Arial"/>
+          <w:b w:val="0"/>
+          <w:i w:val="0"/>
+          <w:sz w:val="22"/>
+        </w:rPr>
+        <w:t xml:space="preserve">x</w:t>
+      </w:r>
+      <w:r>
+        <w:rPr>
+          <w:rFonts w:ascii="Arial" w:hAnsi="Arial" w:cs="Arial"/>
+          <w:b w:val="0"/>
+          <w:i w:val="0"/>
+          <w:sz w:val="22"/>
+          <w:vertAlign w:val="subscript"/>
+        </w:rPr>
+        <w:t xml:space="preserve">1</w:t>
+      </w:r>
+      <w:r>
+        <w:rPr>
+          <w:rFonts w:ascii="Arial" w:hAnsi="Arial" w:cs="Arial"/>
+          <w:b w:val="0"/>
+          <w:i w:val="0"/>
+          <w:sz w:val="22"/>
+        </w:rPr>
+        <w:t xml:space="preserve">|) dan bandingkan dengan hasil solve_ivp (harus mendekati, selisih &lt;1%).</w:t>
       </w:r>
     </w:p>
     <w:p>
@@ -9206,7 +11240,162 @@
           <w:color w:val="333333"/>
           <w:sz w:val="21"/>
         </w:rPr>
-        <w:t>Implementasikan loop RK4 standar (k1,k2,k3,k4) memakai fungsi f(t,y) yang sama seperti Cell 3, iterasi sebanyak T/dt langkah, lalu bandingkan max(|x1|) dengan hasil solve_ivp pada rentang waktu yang sama.</w:t>
+        <w:t xml:space="preserve">Implementasikan loop RK4 standar (</w:t>
+      </w:r>
+      <w:r>
+        <w:rPr>
+          <w:rFonts w:ascii="Arial" w:hAnsi="Arial" w:cs="Arial"/>
+          <w:b w:val="0"/>
+          <w:i w:val="0"/>
+          <w:color w:val="333333"/>
+          <w:sz w:val="21"/>
+        </w:rPr>
+        <w:t xml:space="preserve">k</w:t>
+      </w:r>
+      <w:r>
+        <w:rPr>
+          <w:rFonts w:ascii="Arial" w:hAnsi="Arial" w:cs="Arial"/>
+          <w:b w:val="0"/>
+          <w:i w:val="0"/>
+          <w:color w:val="333333"/>
+          <w:sz w:val="21"/>
+          <w:vertAlign w:val="subscript"/>
+        </w:rPr>
+        <w:t xml:space="preserve">1</w:t>
+      </w:r>
+      <w:r>
+        <w:rPr>
+          <w:rFonts w:ascii="Arial" w:hAnsi="Arial" w:cs="Arial"/>
+          <w:b w:val="0"/>
+          <w:i w:val="0"/>
+          <w:color w:val="333333"/>
+          <w:sz w:val="21"/>
+        </w:rPr>
+        <w:t xml:space="preserve">,</w:t>
+      </w:r>
+      <w:r>
+        <w:rPr>
+          <w:rFonts w:ascii="Arial" w:hAnsi="Arial" w:cs="Arial"/>
+          <w:b w:val="0"/>
+          <w:i w:val="0"/>
+          <w:color w:val="333333"/>
+          <w:sz w:val="21"/>
+        </w:rPr>
+        <w:t xml:space="preserve">k</w:t>
+      </w:r>
+      <w:r>
+        <w:rPr>
+          <w:rFonts w:ascii="Arial" w:hAnsi="Arial" w:cs="Arial"/>
+          <w:b w:val="0"/>
+          <w:i w:val="0"/>
+          <w:color w:val="333333"/>
+          <w:sz w:val="21"/>
+          <w:vertAlign w:val="subscript"/>
+        </w:rPr>
+        <w:t xml:space="preserve">2</w:t>
+      </w:r>
+      <w:r>
+        <w:rPr>
+          <w:rFonts w:ascii="Arial" w:hAnsi="Arial" w:cs="Arial"/>
+          <w:b w:val="0"/>
+          <w:i w:val="0"/>
+          <w:color w:val="333333"/>
+          <w:sz w:val="21"/>
+        </w:rPr>
+        <w:t xml:space="preserve">,</w:t>
+      </w:r>
+      <w:r>
+        <w:rPr>
+          <w:rFonts w:ascii="Arial" w:hAnsi="Arial" w:cs="Arial"/>
+          <w:b w:val="0"/>
+          <w:i w:val="0"/>
+          <w:color w:val="333333"/>
+          <w:sz w:val="21"/>
+        </w:rPr>
+        <w:t xml:space="preserve">k</w:t>
+      </w:r>
+      <w:r>
+        <w:rPr>
+          <w:rFonts w:ascii="Arial" w:hAnsi="Arial" w:cs="Arial"/>
+          <w:b w:val="0"/>
+          <w:i w:val="0"/>
+          <w:color w:val="333333"/>
+          <w:sz w:val="21"/>
+          <w:vertAlign w:val="subscript"/>
+        </w:rPr>
+        <w:t xml:space="preserve">3</w:t>
+      </w:r>
+      <w:r>
+        <w:rPr>
+          <w:rFonts w:ascii="Arial" w:hAnsi="Arial" w:cs="Arial"/>
+          <w:b w:val="0"/>
+          <w:i w:val="0"/>
+          <w:color w:val="333333"/>
+          <w:sz w:val="21"/>
+        </w:rPr>
+        <w:t xml:space="preserve">,</w:t>
+      </w:r>
+      <w:r>
+        <w:rPr>
+          <w:rFonts w:ascii="Arial" w:hAnsi="Arial" w:cs="Arial"/>
+          <w:b w:val="0"/>
+          <w:i w:val="0"/>
+          <w:color w:val="333333"/>
+          <w:sz w:val="21"/>
+        </w:rPr>
+        <w:t xml:space="preserve">k</w:t>
+      </w:r>
+      <w:r>
+        <w:rPr>
+          <w:rFonts w:ascii="Arial" w:hAnsi="Arial" w:cs="Arial"/>
+          <w:b w:val="0"/>
+          <w:i w:val="0"/>
+          <w:color w:val="333333"/>
+          <w:sz w:val="21"/>
+          <w:vertAlign w:val="subscript"/>
+        </w:rPr>
+        <w:t xml:space="preserve">4</w:t>
+      </w:r>
+      <w:r>
+        <w:rPr>
+          <w:rFonts w:ascii="Arial" w:hAnsi="Arial" w:cs="Arial"/>
+          <w:b w:val="0"/>
+          <w:i w:val="0"/>
+          <w:color w:val="333333"/>
+          <w:sz w:val="21"/>
+        </w:rPr>
+        <w:t xml:space="preserve">) memakai fungsi f(t,y) yang sama seperti Cell 3, iterasi sebanyak T/dt langkah, lalu bandingkan max(|</w:t>
+      </w:r>
+      <w:r>
+        <w:rPr>
+          <w:rFonts w:ascii="Arial" w:hAnsi="Arial" w:cs="Arial"/>
+          <w:b w:val="0"/>
+          <w:i w:val="0"/>
+          <w:color w:val="333333"/>
+          <w:sz w:val="21"/>
+        </w:rPr>
+        <w:t xml:space="preserve">x</w:t>
+      </w:r>
+      <w:r>
+        <w:rPr>
+          <w:rFonts w:ascii="Arial" w:hAnsi="Arial" w:cs="Arial"/>
+          <w:b w:val="0"/>
+          <w:i w:val="0"/>
+          <w:color w:val="333333"/>
+          <w:sz w:val="21"/>
+          <w:vertAlign w:val="subscript"/>
+        </w:rPr>
+        <w:t xml:space="preserve">1</w:t>
+      </w:r>
+      <w:r>
+        <w:rPr>
+          <w:rFonts w:ascii="Arial" w:hAnsi="Arial" w:cs="Arial"/>
+          <w:b w:val="0"/>
+          <w:i w:val="0"/>
+          <w:color w:val="333333"/>
+          <w:sz w:val="21"/>
+        </w:rPr>
+        <w:t xml:space="preserve">|) dengan hasil solve_ivp pada rentang waktu yang sama.</w:t>
       </w:r>
     </w:p>
     <w:p>
@@ -9290,7 +11479,35 @@
           <w:i w:val="0"/>
           <w:sz w:val="22"/>
         </w:rPr>
-        <w:t>Implementasikan simulasi forced vibration lengkap tanpa scipy.integrate: gaya F1(t)=10·sin(8t) pada m1, redaman Rayleigh C=0,01·M+0,0001·K, initial condition nol, RK4 manual dt=0,001, T=10 detik. Cetak amplitudo steady-state |x1| dan |x2| (dari 2 detik terakhir) dan bandingkan dengan hasil Cell 4.</w:t>
+        <w:t xml:space="preserve">Implementasikan simulasi forced vibration lengkap tanpa scipy.integrate: gaya F1(t)=10·sin(8t) pada </w:t>
+      </w:r>
+      <w:r>
+        <w:rPr>
+          <w:rFonts w:ascii="Arial" w:hAnsi="Arial" w:cs="Arial"/>
+          <w:b w:val="0"/>
+          <w:i w:val="0"/>
+          <w:sz w:val="22"/>
+        </w:rPr>
+        <w:t xml:space="preserve">m</w:t>
+      </w:r>
+      <w:r>
+        <w:rPr>
+          <w:rFonts w:ascii="Arial" w:hAnsi="Arial" w:cs="Arial"/>
+          <w:b w:val="0"/>
+          <w:i w:val="0"/>
+          <w:sz w:val="22"/>
+          <w:vertAlign w:val="subscript"/>
+        </w:rPr>
+        <w:t xml:space="preserve">1</w:t>
+      </w:r>
+      <w:r>
+        <w:rPr>
+          <w:rFonts w:ascii="Arial" w:hAnsi="Arial" w:cs="Arial"/>
+          <w:b w:val="0"/>
+          <w:i w:val="0"/>
+          <w:sz w:val="22"/>
+        </w:rPr>
+        <w:t xml:space="preserve">, redaman Rayleigh C=0,01·M+0,0001·K, initial condition nol, RK4 manual dt=0,001, T=10 detik. Cetak amplitudo steady-state |x1| dan |x2| (dari 2 detik terakhir) dan bandingkan dengan hasil Cell 4.</w:t>
       </w:r>
     </w:p>
     <w:p>
@@ -9326,7 +11543,38 @@
           <w:color w:val="333333"/>
           <w:sz w:val="21"/>
         </w:rPr>
-        <w:t>Perluas integrator RK4 dari soal Hard nomor 3 dengan menambahkan suku gaya F(t) ke fungsi percepatan a=M_inv@(F-C@v-K@x); ekstrak amplitudo maksimum dari 2000 langkah terakhir simulasi dan bandingkan dengan Gambar 7.</w:t>
+        <w:t xml:space="preserve">Perluas integrator RK4 dari soal Hard nomor 3 dengan menambahkan suku gaya F(t) ke fungsi percepatan a=</w:t>
+      </w:r>
+      <w:r>
+        <w:rPr>
+          <w:rFonts w:ascii="Arial" w:hAnsi="Arial" w:cs="Arial"/>
+          <w:b w:val="0"/>
+          <w:i w:val="0"/>
+          <w:color w:val="333333"/>
+          <w:sz w:val="21"/>
+        </w:rPr>
+        <w:t xml:space="preserve">M</w:t>
+      </w:r>
+      <w:r>
+        <w:rPr>
+          <w:rFonts w:ascii="Arial" w:hAnsi="Arial" w:cs="Arial"/>
+          <w:b w:val="0"/>
+          <w:i w:val="0"/>
+          <w:color w:val="333333"/>
+          <w:sz w:val="21"/>
+          <w:vertAlign w:val="subscript"/>
+        </w:rPr>
+        <w:t xml:space="preserve">inv</w:t>
+      </w:r>
+      <w:r>
+        <w:rPr>
+          <w:rFonts w:ascii="Arial" w:hAnsi="Arial" w:cs="Arial"/>
+          <w:b w:val="0"/>
+          <w:i w:val="0"/>
+          <w:color w:val="333333"/>
+          <w:sz w:val="21"/>
+        </w:rPr>
+        <w:t xml:space="preserve">@(F-C@v-K@x); ekstrak amplitudo maksimum dari 2000 langkah terakhir simulasi dan bandingkan dengan Gambar 7.</w:t>
       </w:r>
     </w:p>
     <w:p>

--- a/Getaran-Mekanik/Modul-Word/Modul-8-Sistem-2-DoF-Persamaan-Gerak-dan-Matriks.docx
+++ b/Getaran-Mekanik/Modul-Word/Modul-8-Sistem-2-DoF-Persamaan-Gerak-dan-Matriks.docx
@@ -2840,6 +2840,15 @@
         </w:rPr>
         <w:t>Sebelum menurunkan EoM, sistem harus direpresentasikan dengan koordinat yang tepat. Derajat kebebasan (DoF) didefinisikan sebagai jumlah koordinat independen yang diperlukan untuk mendefinisikan posisi semua massa dalam sistem. Sistem referensi modul ini terdiri atas dua massa yang dihubungkan tiga pegas identik (dinding-k₁-m₁-k₂-m₂-k₃-dinding), sehingga memiliki dua koordinat independen x₁(t) dan x₂(t), yaitu 2-DoF. Notasi umum koordinat generalized q=[q₁,q₂,...,qₙ] dipakai agar tidak terbatas pada koordinat Cartesian (bisa linear x maupun angular θ), namun untuk sistem translasi sederhana seperti sistem referensi ini koordinat x sudah memadai.</w:t>
       </w:r>
+      <w:r>
+        <w:rPr>
+          <w:rFonts w:ascii="Arial" w:hAnsi="Arial" w:cs="Arial"/>
+          <w:b w:val="0"/>
+          <w:i w:val="0"/>
+          <w:sz w:val="22"/>
+        </w:rPr>
+        <w:t xml:space="preserve"> Hubungan ini dirangkum dalam Persamaan (1).</w:t>
+      </w:r>
     </w:p>
     <w:p>
       <w:pPr>
@@ -2856,6 +2865,16 @@
         </w:rPr>
         <w:t>DoF = jumlah koordinat independen yang mendefinisikan posisi semua massa dalam sistem</w:t>
       </w:r>
+      <w:r>
+        <w:rPr>
+          <w:rFonts w:ascii="Arial" w:hAnsi="Arial" w:cs="Arial"/>
+          <w:b/>
+          <w:i/>
+          <w:color w:val="305496"/>
+          <w:sz w:val="22"/>
+        </w:rPr>
+        <w:t xml:space="preserve">   (1)</w:t>
+      </w:r>
     </w:p>
     <w:p>
       <w:pPr>
@@ -2909,7 +2928,7 @@
           <w:i w:val="0"/>
           <w:sz w:val="22"/>
         </w:rPr>
-        <w:t xml:space="preserve"> Hubungan ini dirangkum dalam Persamaan (1).</w:t>
+        <w:t xml:space="preserve"> Bentuk ringkasnya dituliskan pada Persamaan (2).</w:t>
       </w:r>
     </w:p>
     <w:p>
@@ -2935,7 +2954,7 @@
           <w:color w:val="305496"/>
           <w:sz w:val="22"/>
         </w:rPr>
-        <w:t xml:space="preserve">   (1)</w:t>
+        <w:t xml:space="preserve">   (2)</w:t>
       </w:r>
     </w:p>
     <w:p>
@@ -3016,7 +3035,7 @@
           <w:i w:val="0"/>
           <w:sz w:val="22"/>
         </w:rPr>
-        <w:t xml:space="preserve"> Bentuk ringkasnya dituliskan pada Persamaan (2).</w:t>
+        <w:t xml:space="preserve"> Persamaan (3) memadatkan aturan tersebut.</w:t>
       </w:r>
     </w:p>
     <w:p>
@@ -3042,7 +3061,7 @@
           <w:color w:val="305496"/>
           <w:sz w:val="22"/>
         </w:rPr>
-        <w:t xml:space="preserve">   (2)</w:t>
+        <w:t xml:space="preserve">   (3)</w:t>
       </w:r>
     </w:p>
     <w:p>
@@ -3066,7 +3085,7 @@
           <w:i w:val="0"/>
           <w:sz w:val="22"/>
         </w:rPr>
-        <w:t xml:space="preserve"> Persamaan (3) memadatkan aturan tersebut.</w:t>
+        <w:t xml:space="preserve"> Rangkuman kuantitatifnya tertulis pada Persamaan (4).</w:t>
       </w:r>
     </w:p>
     <w:p>
@@ -3092,7 +3111,7 @@
           <w:color w:val="305496"/>
           <w:sz w:val="22"/>
         </w:rPr>
-        <w:t xml:space="preserve">   (3)</w:t>
+        <w:t xml:space="preserve">   (4)</w:t>
       </w:r>
     </w:p>
     <w:p>
@@ -3671,6 +3690,15 @@
         </w:rPr>
         <w:t>Pendekatan alternatif yang lebih elegan untuk sistem kompleks adalah Lagrange's Equation, dirumuskan oleh Joseph-Louis Lagrange (1788), yang menggunakan formulasi energi (kinetik T dan potensial V) alih-alih vektor gaya. Inti metode ini: bentuk Lagrangian L=T−V, lalu terapkan persamaan Euler-Lagrange untuk tiap koordinat generalized. Karena bekerja dengan besaran skalar (energi), metode ini secara alami menangani koordinat non-Cartesian (angular) dan constraint kompleks tanpa perlu menggambar FBD.</w:t>
       </w:r>
+      <w:r>
+        <w:rPr>
+          <w:rFonts w:ascii="Arial" w:hAnsi="Arial" w:cs="Arial"/>
+          <w:b w:val="0"/>
+          <w:i w:val="0"/>
+          <w:sz w:val="22"/>
+        </w:rPr>
+        <w:t xml:space="preserve"> Hubungan ini dirangkum dalam Persamaan (5).</w:t>
+      </w:r>
     </w:p>
     <w:p>
       <w:pPr>
@@ -3687,6 +3715,16 @@
         </w:rPr>
         <w:t>d/dt(∂L/∂q̇ᵢ) − ∂L/∂qᵢ = Qᵢ ,   L = T − V</w:t>
       </w:r>
+      <w:r>
+        <w:rPr>
+          <w:rFonts w:ascii="Arial" w:hAnsi="Arial" w:cs="Arial"/>
+          <w:b/>
+          <w:i/>
+          <w:color w:val="305496"/>
+          <w:sz w:val="22"/>
+        </w:rPr>
+        <w:t xml:space="preserve">   (5)</w:t>
+      </w:r>
     </w:p>
     <w:p>
       <w:pPr>
@@ -3725,7 +3763,7 @@
           <w:i w:val="0"/>
           <w:sz w:val="22"/>
         </w:rPr>
-        <w:t xml:space="preserve"> Rangkuman kuantitatifnya tertulis pada Persamaan (4).</w:t>
+        <w:t xml:space="preserve"> Bentuk ringkasnya dituliskan pada Persamaan (6).</w:t>
       </w:r>
     </w:p>
     <w:p>
@@ -3751,7 +3789,7 @@
           <w:color w:val="305496"/>
           <w:sz w:val="22"/>
         </w:rPr>
-        <w:t xml:space="preserve">   (4)</w:t>
+        <w:t xml:space="preserve">   (6)</w:t>
       </w:r>
     </w:p>
     <w:p>
@@ -4538,7 +4576,7 @@
           <w:i w:val="0"/>
           <w:sz w:val="22"/>
         </w:rPr>
-        <w:t xml:space="preserve"> Hubungan ini dirangkum dalam Persamaan (5).</w:t>
+        <w:t xml:space="preserve"> Persamaan (7) memadatkan aturan tersebut.</w:t>
       </w:r>
     </w:p>
     <w:p>
@@ -4564,7 +4602,7 @@
           <w:color w:val="305496"/>
           <w:sz w:val="22"/>
         </w:rPr>
-        <w:t xml:space="preserve">   (5)</w:t>
+        <w:t xml:space="preserve">   (7)</w:t>
       </w:r>
     </w:p>
     <w:p>
@@ -4788,7 +4826,7 @@
           <w:i w:val="0"/>
           <w:sz w:val="22"/>
         </w:rPr>
-        <w:t xml:space="preserve"> Bentuk ringkasnya dituliskan pada Persamaan (6).</w:t>
+        <w:t xml:space="preserve"> Rangkuman kuantitatifnya tertulis pada Persamaan (8).</w:t>
       </w:r>
     </w:p>
     <w:p>
@@ -4814,7 +4852,7 @@
           <w:color w:val="305496"/>
           <w:sz w:val="22"/>
         </w:rPr>
-        <w:t xml:space="preserve">   (6)</w:t>
+        <w:t xml:space="preserve">   (8)</w:t>
       </w:r>
     </w:p>
     <w:p>
@@ -5280,7 +5318,7 @@
           <w:i w:val="0"/>
           <w:sz w:val="22"/>
         </w:rPr>
-        <w:t xml:space="preserve"> Persamaan (7) memadatkan aturan tersebut.</w:t>
+        <w:t xml:space="preserve"> Hubungan ini dirangkum dalam Persamaan (9).</w:t>
       </w:r>
     </w:p>
     <w:p>
@@ -5306,7 +5344,7 @@
           <w:color w:val="305496"/>
           <w:sz w:val="22"/>
         </w:rPr>
-        <w:t xml:space="preserve">   (7)</w:t>
+        <w:t xml:space="preserve">   (9)</w:t>
       </w:r>
     </w:p>
     <w:p>
@@ -5418,7 +5456,7 @@
           <w:i w:val="0"/>
           <w:sz w:val="22"/>
         </w:rPr>
-        <w:t xml:space="preserve"> Rangkuman kuantitatifnya tertulis pada Persamaan (8).</w:t>
+        <w:t xml:space="preserve"> Bentuk ringkasnya dituliskan pada Persamaan (10).</w:t>
       </w:r>
     </w:p>
     <w:p>
@@ -5444,7 +5482,7 @@
           <w:color w:val="305496"/>
           <w:sz w:val="22"/>
         </w:rPr>
-        <w:t xml:space="preserve">   (8)</w:t>
+        <w:t xml:space="preserve">   (10)</w:t>
       </w:r>
     </w:p>
     <w:p>

--- a/Getaran-Mekanik/Modul-Word/Modul-8-Sistem-2-DoF-Persamaan-Gerak-dan-Matriks.docx
+++ b/Getaran-Mekanik/Modul-Word/Modul-8-Sistem-2-DoF-Persamaan-Gerak-dan-Matriks.docx
@@ -2852,8 +2852,11 @@
     </w:p>
     <w:p>
       <w:pPr>
+        <w:tabs>
+          <w:tab w:val="center" w:pos="4393"/>
+          <w:tab w:val="right" w:pos="8787"/>
+        </w:tabs>
         <w:spacing w:before="40" w:after="120"/>
-        <w:jc w:val="center"/>
       </w:pPr>
       <w:r>
         <w:rPr>
@@ -2863,7 +2866,7 @@
           <w:color w:val="305496"/>
           <w:sz w:val="22"/>
         </w:rPr>
-        <w:t>DoF = jumlah koordinat independen yang mendefinisikan posisi semua massa dalam sistem</w:t>
+        <w:tab/>
       </w:r>
       <w:r>
         <w:rPr>
@@ -2873,7 +2876,18 @@
           <w:color w:val="305496"/>
           <w:sz w:val="22"/>
         </w:rPr>
-        <w:t xml:space="preserve">   (1)</w:t>
+        <w:t>DoF = jumlah koordinat independen yang mendefinisikan posisi semua massa dalam sistem</w:t>
+      </w:r>
+      <w:r>
+        <w:rPr>
+          <w:rFonts w:ascii="Arial" w:hAnsi="Arial" w:cs="Arial"/>
+          <w:b/>
+          <w:i/>
+          <w:color w:val="305496"/>
+          <w:sz w:val="22"/>
+        </w:rPr>
+        <w:tab/>
+        <w:t xml:space="preserve">(1)</w:t>
       </w:r>
     </w:p>
     <w:p>
@@ -2933,8 +2947,11 @@
     </w:p>
     <w:p>
       <w:pPr>
+        <w:tabs>
+          <w:tab w:val="center" w:pos="4393"/>
+          <w:tab w:val="right" w:pos="8787"/>
+        </w:tabs>
         <w:spacing w:before="40" w:after="120"/>
-        <w:jc w:val="center"/>
       </w:pPr>
       <w:r>
         <w:rPr>
@@ -2944,7 +2961,7 @@
           <w:color w:val="305496"/>
           <w:sz w:val="22"/>
         </w:rPr>
-        <w:t>m·ẍ = ΣF  (jumlah semua gaya pada massa, ditulis per koordinat)</w:t>
+        <w:tab/>
       </w:r>
       <w:r>
         <w:rPr>
@@ -2954,7 +2971,18 @@
           <w:color w:val="305496"/>
           <w:sz w:val="22"/>
         </w:rPr>
-        <w:t xml:space="preserve">   (2)</w:t>
+        <w:t>m·ẍ = ΣF  (jumlah semua gaya pada massa, ditulis per koordinat)</w:t>
+      </w:r>
+      <w:r>
+        <w:rPr>
+          <w:rFonts w:ascii="Arial" w:hAnsi="Arial" w:cs="Arial"/>
+          <w:b/>
+          <w:i/>
+          <w:color w:val="305496"/>
+          <w:sz w:val="22"/>
+        </w:rPr>
+        <w:tab/>
+        <w:t xml:space="preserve">(2)</w:t>
       </w:r>
     </w:p>
     <w:p>
@@ -3040,8 +3068,11 @@
     </w:p>
     <w:p>
       <w:pPr>
+        <w:tabs>
+          <w:tab w:val="center" w:pos="4393"/>
+          <w:tab w:val="right" w:pos="8787"/>
+        </w:tabs>
         <w:spacing w:before="40" w:after="120"/>
-        <w:jc w:val="center"/>
       </w:pPr>
       <w:r>
         <w:rPr>
@@ -3051,7 +3082,7 @@
           <w:color w:val="305496"/>
           <w:sz w:val="22"/>
         </w:rPr>
-        <w:t>m₁·ẍ₁ = −k₁·x₁ − k₂·(x₁−x₂)          m₂·ẍ₂ = −k₂·(x₂−x₁) − k₃·x₂</w:t>
+        <w:tab/>
       </w:r>
       <w:r>
         <w:rPr>
@@ -3061,7 +3092,18 @@
           <w:color w:val="305496"/>
           <w:sz w:val="22"/>
         </w:rPr>
-        <w:t xml:space="preserve">   (3)</w:t>
+        <w:t>m₁·ẍ₁ = −k₁·x₁ − k₂·(x₁−x₂)          m₂·ẍ₂ = −k₂·(x₂−x₁) − k₃·x₂</w:t>
+      </w:r>
+      <w:r>
+        <w:rPr>
+          <w:rFonts w:ascii="Arial" w:hAnsi="Arial" w:cs="Arial"/>
+          <w:b/>
+          <w:i/>
+          <w:color w:val="305496"/>
+          <w:sz w:val="22"/>
+        </w:rPr>
+        <w:tab/>
+        <w:t xml:space="preserve">(3)</w:t>
       </w:r>
     </w:p>
     <w:p>
@@ -3090,8 +3132,11 @@
     </w:p>
     <w:p>
       <w:pPr>
+        <w:tabs>
+          <w:tab w:val="center" w:pos="4393"/>
+          <w:tab w:val="right" w:pos="8787"/>
+        </w:tabs>
         <w:spacing w:before="40" w:after="120"/>
-        <w:jc w:val="center"/>
       </w:pPr>
       <w:r>
         <w:rPr>
@@ -3101,7 +3146,7 @@
           <w:color w:val="305496"/>
           <w:sz w:val="22"/>
         </w:rPr>
-        <w:t>[M]{ẍ} + [K]{x} = 0   (matrix EoM, free vibration undamped)</w:t>
+        <w:tab/>
       </w:r>
       <w:r>
         <w:rPr>
@@ -3111,7 +3156,18 @@
           <w:color w:val="305496"/>
           <w:sz w:val="22"/>
         </w:rPr>
-        <w:t xml:space="preserve">   (4)</w:t>
+        <w:t>[M]{ẍ} + [K]{x} = 0   (matrix EoM, free vibration undamped)</w:t>
+      </w:r>
+      <w:r>
+        <w:rPr>
+          <w:rFonts w:ascii="Arial" w:hAnsi="Arial" w:cs="Arial"/>
+          <w:b/>
+          <w:i/>
+          <w:color w:val="305496"/>
+          <w:sz w:val="22"/>
+        </w:rPr>
+        <w:tab/>
+        <w:t xml:space="preserve">(4)</w:t>
       </w:r>
     </w:p>
     <w:p>
@@ -3702,8 +3758,11 @@
     </w:p>
     <w:p>
       <w:pPr>
+        <w:tabs>
+          <w:tab w:val="center" w:pos="4393"/>
+          <w:tab w:val="right" w:pos="8787"/>
+        </w:tabs>
         <w:spacing w:before="40" w:after="120"/>
-        <w:jc w:val="center"/>
       </w:pPr>
       <w:r>
         <w:rPr>
@@ -3713,7 +3772,7 @@
           <w:color w:val="305496"/>
           <w:sz w:val="22"/>
         </w:rPr>
-        <w:t>d/dt(∂L/∂q̇ᵢ) − ∂L/∂qᵢ = Qᵢ ,   L = T − V</w:t>
+        <w:tab/>
       </w:r>
       <w:r>
         <w:rPr>
@@ -3723,7 +3782,18 @@
           <w:color w:val="305496"/>
           <w:sz w:val="22"/>
         </w:rPr>
-        <w:t xml:space="preserve">   (5)</w:t>
+        <w:t>d/dt(∂L/∂q̇ᵢ) − ∂L/∂qᵢ = Qᵢ ,   L = T − V</w:t>
+      </w:r>
+      <w:r>
+        <w:rPr>
+          <w:rFonts w:ascii="Arial" w:hAnsi="Arial" w:cs="Arial"/>
+          <w:b/>
+          <w:i/>
+          <w:color w:val="305496"/>
+          <w:sz w:val="22"/>
+        </w:rPr>
+        <w:tab/>
+        <w:t xml:space="preserve">(5)</w:t>
       </w:r>
     </w:p>
     <w:p>
@@ -3768,8 +3838,11 @@
     </w:p>
     <w:p>
       <w:pPr>
+        <w:tabs>
+          <w:tab w:val="center" w:pos="4393"/>
+          <w:tab w:val="right" w:pos="8787"/>
+        </w:tabs>
         <w:spacing w:before="40" w:after="120"/>
-        <w:jc w:val="center"/>
       </w:pPr>
       <w:r>
         <w:rPr>
@@ -3779,7 +3852,7 @@
           <w:color w:val="305496"/>
           <w:sz w:val="22"/>
         </w:rPr>
-        <w:t>T = ½Σmᵢq̇ᵢ² = ½{q̇}ᵀ[M]{q̇}          V = ½Σkⱼ(Δxⱼ)² = ½{q}ᵀ[K]{q}</w:t>
+        <w:tab/>
       </w:r>
       <w:r>
         <w:rPr>
@@ -3789,7 +3862,18 @@
           <w:color w:val="305496"/>
           <w:sz w:val="22"/>
         </w:rPr>
-        <w:t xml:space="preserve">   (6)</w:t>
+        <w:t>T = ½Σmᵢq̇ᵢ² = ½{q̇}ᵀ[M]{q̇}          V = ½Σkⱼ(Δxⱼ)² = ½{q}ᵀ[K]{q}</w:t>
+      </w:r>
+      <w:r>
+        <w:rPr>
+          <w:rFonts w:ascii="Arial" w:hAnsi="Arial" w:cs="Arial"/>
+          <w:b/>
+          <w:i/>
+          <w:color w:val="305496"/>
+          <w:sz w:val="22"/>
+        </w:rPr>
+        <w:tab/>
+        <w:t xml:space="preserve">(6)</w:t>
       </w:r>
     </w:p>
     <w:p>
@@ -4581,8 +4665,11 @@
     </w:p>
     <w:p>
       <w:pPr>
+        <w:tabs>
+          <w:tab w:val="center" w:pos="4393"/>
+          <w:tab w:val="right" w:pos="8787"/>
+        </w:tabs>
         <w:spacing w:before="40" w:after="120"/>
-        <w:jc w:val="center"/>
       </w:pPr>
       <w:r>
         <w:rPr>
@@ -4592,7 +4679,7 @@
           <w:color w:val="305496"/>
           <w:sz w:val="22"/>
         </w:rPr>
-        <w:t>[M]{ẍ} + [C]{ẋ} + [K]{x} = {F(t)}   (semua matriks N×N untuk sistem N-DoF)</w:t>
+        <w:tab/>
       </w:r>
       <w:r>
         <w:rPr>
@@ -4602,7 +4689,18 @@
           <w:color w:val="305496"/>
           <w:sz w:val="22"/>
         </w:rPr>
-        <w:t xml:space="preserve">   (7)</w:t>
+        <w:t>[M]{ẍ} + [C]{ẋ} + [K]{x} = {F(t)}   (semua matriks N×N untuk sistem N-DoF)</w:t>
+      </w:r>
+      <w:r>
+        <w:rPr>
+          <w:rFonts w:ascii="Arial" w:hAnsi="Arial" w:cs="Arial"/>
+          <w:b/>
+          <w:i/>
+          <w:color w:val="305496"/>
+          <w:sz w:val="22"/>
+        </w:rPr>
+        <w:tab/>
+        <w:t xml:space="preserve">(7)</w:t>
       </w:r>
     </w:p>
     <w:p>
@@ -4831,8 +4929,11 @@
     </w:p>
     <w:p>
       <w:pPr>
+        <w:tabs>
+          <w:tab w:val="center" w:pos="4393"/>
+          <w:tab w:val="right" w:pos="8787"/>
+        </w:tabs>
         <w:spacing w:before="40" w:after="120"/>
-        <w:jc w:val="center"/>
       </w:pPr>
       <w:r>
         <w:rPr>
@@ -4842,7 +4943,7 @@
           <w:color w:val="305496"/>
           <w:sz w:val="22"/>
         </w:rPr>
-        <w:t>[C] = α[M] + β[K]   (Rayleigh / proportional damping)</w:t>
+        <w:tab/>
       </w:r>
       <w:r>
         <w:rPr>
@@ -4852,7 +4953,18 @@
           <w:color w:val="305496"/>
           <w:sz w:val="22"/>
         </w:rPr>
-        <w:t xml:space="preserve">   (8)</w:t>
+        <w:t>[C] = α[M] + β[K]   (Rayleigh / proportional damping)</w:t>
+      </w:r>
+      <w:r>
+        <w:rPr>
+          <w:rFonts w:ascii="Arial" w:hAnsi="Arial" w:cs="Arial"/>
+          <w:b/>
+          <w:i/>
+          <w:color w:val="305496"/>
+          <w:sz w:val="22"/>
+        </w:rPr>
+        <w:tab/>
+        <w:t xml:space="preserve">(8)</w:t>
       </w:r>
     </w:p>
     <w:p>
@@ -5323,8 +5435,11 @@
     </w:p>
     <w:p>
       <w:pPr>
+        <w:tabs>
+          <w:tab w:val="center" w:pos="4393"/>
+          <w:tab w:val="right" w:pos="8787"/>
+        </w:tabs>
         <w:spacing w:before="40" w:after="120"/>
-        <w:jc w:val="center"/>
       </w:pPr>
       <w:r>
         <w:rPr>
@@ -5334,7 +5449,7 @@
           <w:color w:val="305496"/>
           <w:sz w:val="22"/>
         </w:rPr>
-        <w:t>Off-diagonal K[i,j] ≠ 0  ⇒  koordinat i terkopel dengan j  ⇒  tidak bisa solve independen</w:t>
+        <w:tab/>
       </w:r>
       <w:r>
         <w:rPr>
@@ -5344,7 +5459,18 @@
           <w:color w:val="305496"/>
           <w:sz w:val="22"/>
         </w:rPr>
-        <w:t xml:space="preserve">   (9)</w:t>
+        <w:t>Off-diagonal K[i,j] ≠ 0  ⇒  koordinat i terkopel dengan j  ⇒  tidak bisa solve independen</w:t>
+      </w:r>
+      <w:r>
+        <w:rPr>
+          <w:rFonts w:ascii="Arial" w:hAnsi="Arial" w:cs="Arial"/>
+          <w:b/>
+          <w:i/>
+          <w:color w:val="305496"/>
+          <w:sz w:val="22"/>
+        </w:rPr>
+        <w:tab/>
+        <w:t xml:space="preserve">(9)</w:t>
       </w:r>
     </w:p>
     <w:p>
@@ -5461,8 +5587,11 @@
     </w:p>
     <w:p>
       <w:pPr>
+        <w:tabs>
+          <w:tab w:val="center" w:pos="4393"/>
+          <w:tab w:val="right" w:pos="8787"/>
+        </w:tabs>
         <w:spacing w:before="40" w:after="120"/>
-        <w:jc w:val="center"/>
       </w:pPr>
       <w:r>
         <w:rPr>
@@ -5472,7 +5601,7 @@
           <w:color w:val="305496"/>
           <w:sz w:val="22"/>
         </w:rPr>
-        <w:t>y = [x, ẋ] ∈ ℝ²ᴺ ,   f(t,y) = [v ;  M⁻¹·(F − Cv − Kx)]</w:t>
+        <w:tab/>
       </w:r>
       <w:r>
         <w:rPr>
@@ -5482,7 +5611,18 @@
           <w:color w:val="305496"/>
           <w:sz w:val="22"/>
         </w:rPr>
-        <w:t xml:space="preserve">   (10)</w:t>
+        <w:t>y = [x, ẋ] ∈ ℝ²ᴺ ,   f(t,y) = [v ;  M⁻¹·(F − Cv − Kx)]</w:t>
+      </w:r>
+      <w:r>
+        <w:rPr>
+          <w:rFonts w:ascii="Arial" w:hAnsi="Arial" w:cs="Arial"/>
+          <w:b/>
+          <w:i/>
+          <w:color w:val="305496"/>
+          <w:sz w:val="22"/>
+        </w:rPr>
+        <w:tab/>
+        <w:t xml:space="preserve">(10)</w:t>
       </w:r>
     </w:p>
     <w:p>

--- a/Getaran-Mekanik/Modul-Word/Modul-8-Sistem-2-DoF-Persamaan-Gerak-dan-Matriks.docx
+++ b/Getaran-Mekanik/Modul-Word/Modul-8-Sistem-2-DoF-Persamaan-Gerak-dan-Matriks.docx
@@ -2579,45 +2579,65 @@
     <w:p>
       <w:pPr>
         <w:pBdr>
-          <w:top w:val="single" w:sz="8" w:space="6" w:color="2E9E6B"/>
-          <w:left w:val="single" w:sz="8" w:space="6" w:color="2E9E6B"/>
-          <w:bottom w:val="single" w:sz="8" w:space="6" w:color="2E9E6B"/>
-          <w:right w:val="single" w:sz="8" w:space="6" w:color="2E9E6B"/>
+          <w:top w:val="single" w:sz="6" w:space="10" w:color="BFE3D0"/>
+          <w:left w:val="single" w:sz="24" w:space="12" w:color="1F7A55"/>
+          <w:bottom w:val="single" w:sz="6" w:space="10" w:color="BFE3D0"/>
+          <w:right w:val="single" w:sz="6" w:space="10" w:color="BFE3D0"/>
         </w:pBdr>
-        <w:shd w:val="clear" w:fill="EAF7F0"/>
-        <w:spacing w:before="80" w:after="240"/>
-      </w:pPr>
-      <w:r>
-        <w:rPr>
-          <w:rFonts w:ascii="Arial" w:hAnsi="Arial" w:cs="Arial"/>
-          <w:b/>
-          <w:i w:val="0"/>
-          <w:color w:val="1F3864"/>
-          <w:sz w:val="21"/>
-        </w:rPr>
-        <w:t xml:space="preserve">🔗 Modul Interaktif: </w:t>
+        <w:shd w:val="clear" w:fill="F1FAF5"/>
+        <w:spacing w:before="140" w:after="60" w:line="264" w:lineRule="auto"/>
+        <w:ind w:left="170" w:right="170"/>
+        <w:jc w:val="left"/>
+      </w:pPr>
+      <w:r>
+        <w:rPr>
+          <w:rFonts w:ascii="Arial" w:hAnsi="Arial" w:cs="Arial"/>
+          <w:b/>
+          <w:i w:val="0"/>
+          <w:color w:val="1F7A55"/>
+          <w:sz w:val="17"/>
+          <w:spacing w:val="30"/>
+        </w:rPr>
+        <w:t xml:space="preserve">🔗 MODUL INTERAKTIF</w:t>
+      </w:r>
+      <w:r>
+        <w:br/>
       </w:r>
       <w:hyperlink r:id="rId19">
         <w:r>
           <w:rPr>
             <w:rFonts w:ascii="Arial" w:hAnsi="Arial" w:cs="Arial"/>
-            <w:sz w:val="22"/>
+            <w:b/>
             <w:color w:val="0563C1"/>
+            <w:sz w:val="20"/>
             <w:u w:val="single"/>
-            <w:b/>
           </w:rPr>
           <w:t xml:space="preserve">https://dedik-romahadi.github.io/Mechanical-Engineering-Courses/Getaran-Mekanik/Modul/Modul-8.html</w:t>
         </w:r>
       </w:hyperlink>
-      <w:r>
-        <w:rPr>
-          <w:rFonts w:ascii="Arial" w:hAnsi="Arial" w:cs="Arial"/>
-          <w:b w:val="0"/>
-          <w:i w:val="0"/>
-          <w:color w:val="333333"/>
-          <w:sz w:val="20"/>
-        </w:rPr>
-        <w:t>. Pada layar masuk, pilih tombol “👁️ Mode Preview (Tanpa Login)” untuk melihat modul lengkap (animasi, kalkulator interaktif, editor kode Python langsung di browser) tanpa perlu akun. Soal pada Mode Preview bersifat tampilan saja; jawaban benar/salah dan poin tidak aktif.</w:t>
+    </w:p>
+    <w:p>
+      <w:pPr>
+        <w:pBdr>
+          <w:top w:val="single" w:sz="6" w:space="10" w:color="BFE3D0"/>
+          <w:left w:val="single" w:sz="24" w:space="12" w:color="1F7A55"/>
+          <w:bottom w:val="single" w:sz="6" w:space="10" w:color="BFE3D0"/>
+          <w:right w:val="single" w:sz="6" w:space="10" w:color="BFE3D0"/>
+        </w:pBdr>
+        <w:shd w:val="clear" w:fill="F1FAF5"/>
+        <w:spacing w:before="0" w:after="140" w:line="264" w:lineRule="auto"/>
+        <w:ind w:left="170" w:right="170"/>
+        <w:jc w:val="left"/>
+      </w:pPr>
+      <w:r>
+        <w:rPr>
+          <w:rFonts w:ascii="Arial" w:hAnsi="Arial" w:cs="Arial"/>
+          <w:b w:val="0"/>
+          <w:i w:val="0"/>
+          <w:color w:val="44525F"/>
+          <w:sz w:val="19"/>
+        </w:rPr>
+        <w:t xml:space="preserve">Pada layar masuk, pilih tombol “👁️ Mode Preview (Tanpa Login)” untuk melihat modul lengkap (animasi, kalkulator interaktif, editor kode Python langsung di browser) tanpa perlu akun. Soal pada Mode Preview bersifat tampilan saja; jawaban benar/salah dan poin tidak aktif.</w:t>
       </w:r>
     </w:p>
     <w:p>
